--- a/text/Дипломный документ - ПЗ.docx
+++ b/text/Дипломный документ - ПЗ.docx
@@ -7185,77 +7185,43 @@
           <w:sz w:val="28"/>
           <w:szCs w:val="28"/>
         </w:rPr>
-        <w:t>участие в официальных и кастомных турнирах;</w:t>
-      </w:r>
-    </w:p>
-    <w:p>
-      <w:pPr>
-        <w:pStyle w:val="a5"/>
-        <w:numPr>
-          <w:ilvl w:val="0"/>
-          <w:numId w:val="6"/>
-        </w:numPr>
-        <w:spacing w:after="0" w:line="360" w:lineRule="auto"/>
-        <w:ind w:left="0" w:firstLine="709"/>
-        <w:jc w:val="both"/>
-        <w:rPr>
-          <w:rFonts w:ascii="Times New Roman" w:eastAsia="Times New Roman" w:hAnsi="Times New Roman" w:cs="Times New Roman"/>
-          <w:sz w:val="28"/>
-          <w:szCs w:val="28"/>
-        </w:rPr>
-      </w:pPr>
-      <w:r>
-        <w:rPr>
-          <w:rFonts w:ascii="Times New Roman" w:eastAsia="Times New Roman" w:hAnsi="Times New Roman" w:cs="Times New Roman"/>
-          <w:sz w:val="28"/>
-          <w:szCs w:val="28"/>
-        </w:rPr>
-        <w:t>просмотр расширенной личной статистики;</w:t>
-      </w:r>
-    </w:p>
-    <w:p>
-      <w:pPr>
-        <w:pStyle w:val="a5"/>
-        <w:numPr>
-          <w:ilvl w:val="0"/>
-          <w:numId w:val="6"/>
-        </w:numPr>
-        <w:spacing w:after="0" w:line="360" w:lineRule="auto"/>
-        <w:ind w:left="0" w:firstLine="709"/>
-        <w:jc w:val="both"/>
-        <w:rPr>
-          <w:rFonts w:ascii="Times New Roman" w:eastAsia="Times New Roman" w:hAnsi="Times New Roman" w:cs="Times New Roman"/>
-          <w:sz w:val="28"/>
-          <w:szCs w:val="28"/>
-        </w:rPr>
-      </w:pPr>
-      <w:r>
-        <w:rPr>
-          <w:rFonts w:ascii="Times New Roman" w:eastAsia="Times New Roman" w:hAnsi="Times New Roman" w:cs="Times New Roman"/>
-          <w:sz w:val="28"/>
-          <w:szCs w:val="28"/>
-        </w:rPr>
-        <w:t>доступ к скрытой персональной информации, недоступной гостям.</w:t>
-      </w:r>
-    </w:p>
-    <w:p>
-      <w:pPr>
-        <w:spacing w:after="0" w:line="360" w:lineRule="auto"/>
-        <w:ind w:firstLine="709"/>
-        <w:jc w:val="both"/>
-        <w:rPr>
-          <w:rFonts w:ascii="Times New Roman" w:eastAsia="Times New Roman" w:hAnsi="Times New Roman" w:cs="Times New Roman"/>
-          <w:sz w:val="28"/>
-          <w:szCs w:val="28"/>
-        </w:rPr>
-      </w:pPr>
-      <w:r>
-        <w:rPr>
-          <w:rFonts w:ascii="Times New Roman" w:eastAsia="Times New Roman" w:hAnsi="Times New Roman" w:cs="Times New Roman"/>
-          <w:sz w:val="28"/>
-          <w:szCs w:val="28"/>
-        </w:rPr>
-        <w:t>Таким образом, авторизованный пользователь получает персонализированный доступ к функционалу платформы, включая автоматическое отображение личной статистики, участие в турнирах и расширенные аналитические инструменты.</w:t>
+        <w:t>участие в кастомных турнирах;</w:t>
+      </w:r>
+    </w:p>
+    <w:p>
+      <w:pPr>
+        <w:spacing w:after="0" w:line="360" w:lineRule="auto"/>
+        <w:ind w:firstLine="709"/>
+        <w:jc w:val="both"/>
+        <w:rPr>
+          <w:rFonts w:ascii="Times New Roman" w:eastAsia="Times New Roman" w:hAnsi="Times New Roman" w:cs="Times New Roman"/>
+          <w:sz w:val="28"/>
+          <w:szCs w:val="28"/>
+        </w:rPr>
+      </w:pPr>
+      <w:r>
+        <w:rPr>
+          <w:rFonts w:ascii="Times New Roman" w:eastAsia="Times New Roman" w:hAnsi="Times New Roman" w:cs="Times New Roman"/>
+          <w:sz w:val="28"/>
+          <w:szCs w:val="28"/>
+        </w:rPr>
+        <w:t>Таким образом, авторизованный пользователь получает персонализированный доступ к функционалу платформы, включая автоматическое отображение личной статистики</w:t>
+      </w:r>
+      <w:r>
+        <w:rPr>
+          <w:rFonts w:ascii="Times New Roman" w:eastAsia="Times New Roman" w:hAnsi="Times New Roman" w:cs="Times New Roman"/>
+          <w:sz w:val="28"/>
+          <w:szCs w:val="28"/>
+        </w:rPr>
+        <w:t xml:space="preserve"> и</w:t>
+      </w:r>
+      <w:r>
+        <w:rPr>
+          <w:rFonts w:ascii="Times New Roman" w:eastAsia="Times New Roman" w:hAnsi="Times New Roman" w:cs="Times New Roman"/>
+          <w:sz w:val="28"/>
+          <w:szCs w:val="28"/>
+        </w:rPr>
+        <w:t xml:space="preserve"> участие в турнирах.</w:t>
       </w:r>
     </w:p>
     <w:p>
@@ -7266,41 +7232,68 @@
           <w:numId w:val="5"/>
         </w:numPr>
         <w:spacing w:after="0" w:line="360" w:lineRule="auto"/>
-        <w:ind w:left="0" w:firstLine="709"/>
-        <w:jc w:val="both"/>
-        <w:rPr>
-          <w:rFonts w:ascii="Times New Roman" w:eastAsia="Times New Roman" w:hAnsi="Times New Roman" w:cs="Times New Roman"/>
-          <w:sz w:val="28"/>
-          <w:szCs w:val="28"/>
-        </w:rPr>
-      </w:pPr>
-      <w:r>
-        <w:rPr>
-          <w:rFonts w:ascii="Times New Roman" w:eastAsia="Times New Roman" w:hAnsi="Times New Roman" w:cs="Times New Roman"/>
-          <w:sz w:val="28"/>
-          <w:szCs w:val="28"/>
-        </w:rPr>
-        <w:t>Пользователь с подпиской</w:t>
-      </w:r>
-    </w:p>
-    <w:p>
-      <w:pPr>
-        <w:spacing w:after="0" w:line="360" w:lineRule="auto"/>
-        <w:ind w:firstLine="709"/>
-        <w:jc w:val="both"/>
-        <w:rPr>
-          <w:rFonts w:ascii="Times New Roman" w:eastAsia="Times New Roman" w:hAnsi="Times New Roman" w:cs="Times New Roman"/>
-          <w:sz w:val="28"/>
-          <w:szCs w:val="28"/>
-        </w:rPr>
-      </w:pPr>
-      <w:r>
-        <w:rPr>
-          <w:rFonts w:ascii="Times New Roman" w:eastAsia="Times New Roman" w:hAnsi="Times New Roman" w:cs="Times New Roman"/>
-          <w:sz w:val="28"/>
-          <w:szCs w:val="28"/>
-        </w:rPr>
-        <w:t>Подписка предоставляет расширенный функционал и дополнительные преимущества:</w:t>
+        <w:jc w:val="both"/>
+        <w:rPr>
+          <w:rFonts w:ascii="Times New Roman" w:eastAsia="Times New Roman" w:hAnsi="Times New Roman" w:cs="Times New Roman"/>
+          <w:sz w:val="28"/>
+          <w:szCs w:val="28"/>
+        </w:rPr>
+      </w:pPr>
+      <w:r>
+        <w:rPr>
+          <w:rFonts w:ascii="Times New Roman" w:eastAsia="Times New Roman" w:hAnsi="Times New Roman" w:cs="Times New Roman"/>
+          <w:sz w:val="28"/>
+          <w:szCs w:val="28"/>
+        </w:rPr>
+        <w:t>Модератор</w:t>
+      </w:r>
+    </w:p>
+    <w:p>
+      <w:pPr>
+        <w:spacing w:after="0" w:line="360" w:lineRule="auto"/>
+        <w:ind w:firstLine="709"/>
+        <w:jc w:val="both"/>
+        <w:rPr>
+          <w:rFonts w:ascii="Times New Roman" w:eastAsia="Times New Roman" w:hAnsi="Times New Roman" w:cs="Times New Roman"/>
+          <w:sz w:val="28"/>
+          <w:szCs w:val="28"/>
+        </w:rPr>
+      </w:pPr>
+      <w:r>
+        <w:rPr>
+          <w:rFonts w:ascii="Times New Roman" w:eastAsia="Times New Roman" w:hAnsi="Times New Roman" w:cs="Times New Roman"/>
+          <w:sz w:val="28"/>
+          <w:szCs w:val="28"/>
+        </w:rPr>
+        <w:t>Роль модератора доступна пользователям, состоящим в кланах и имеющим звание от командира подразделения и выше</w:t>
+      </w:r>
+      <w:r>
+        <w:rPr>
+          <w:rFonts w:ascii="Times New Roman" w:eastAsia="Times New Roman" w:hAnsi="Times New Roman" w:cs="Times New Roman"/>
+          <w:sz w:val="28"/>
+          <w:szCs w:val="28"/>
+        </w:rPr>
+        <w:t>.</w:t>
+      </w:r>
+    </w:p>
+    <w:p>
+      <w:pPr>
+        <w:spacing w:after="0" w:line="360" w:lineRule="auto"/>
+        <w:ind w:firstLine="709"/>
+        <w:jc w:val="both"/>
+        <w:rPr>
+          <w:rFonts w:ascii="Times New Roman" w:eastAsia="Times New Roman" w:hAnsi="Times New Roman" w:cs="Times New Roman"/>
+          <w:sz w:val="28"/>
+          <w:szCs w:val="28"/>
+        </w:rPr>
+      </w:pPr>
+      <w:r>
+        <w:rPr>
+          <w:rFonts w:ascii="Times New Roman" w:eastAsia="Times New Roman" w:hAnsi="Times New Roman" w:cs="Times New Roman"/>
+          <w:sz w:val="28"/>
+          <w:szCs w:val="28"/>
+        </w:rPr>
+        <w:t>Функциональные возможности включают:</w:t>
       </w:r>
     </w:p>
     <w:p>
@@ -7308,7 +7301,7 @@
         <w:pStyle w:val="a5"/>
         <w:numPr>
           <w:ilvl w:val="0"/>
-          <w:numId w:val="7"/>
+          <w:numId w:val="8"/>
         </w:numPr>
         <w:spacing w:after="0" w:line="360" w:lineRule="auto"/>
         <w:ind w:left="0" w:firstLine="709"/>
@@ -7325,121 +7318,67 @@
           <w:sz w:val="28"/>
           <w:szCs w:val="28"/>
         </w:rPr>
-        <w:t>участие в эпических и легендарных турнирах без обязательного членства в кланах федерации EVG;</w:t>
-      </w:r>
-    </w:p>
-    <w:p>
-      <w:pPr>
-        <w:pStyle w:val="a5"/>
-        <w:numPr>
-          <w:ilvl w:val="0"/>
-          <w:numId w:val="7"/>
-        </w:numPr>
-        <w:spacing w:after="0" w:line="360" w:lineRule="auto"/>
-        <w:ind w:left="0" w:firstLine="709"/>
-        <w:jc w:val="both"/>
-        <w:rPr>
-          <w:rFonts w:ascii="Times New Roman" w:eastAsia="Times New Roman" w:hAnsi="Times New Roman" w:cs="Times New Roman"/>
-          <w:sz w:val="28"/>
-          <w:szCs w:val="28"/>
-        </w:rPr>
-      </w:pPr>
-      <w:r>
-        <w:rPr>
-          <w:rFonts w:ascii="Times New Roman" w:eastAsia="Times New Roman" w:hAnsi="Times New Roman" w:cs="Times New Roman"/>
-          <w:sz w:val="28"/>
-          <w:szCs w:val="28"/>
-        </w:rPr>
-        <w:t xml:space="preserve">просмотр аналитики по </w:t>
-      </w:r>
-      <w:proofErr w:type="spellStart"/>
-      <w:r>
-        <w:rPr>
-          <w:rFonts w:ascii="Times New Roman" w:eastAsia="Times New Roman" w:hAnsi="Times New Roman" w:cs="Times New Roman"/>
-          <w:sz w:val="28"/>
-          <w:szCs w:val="28"/>
-        </w:rPr>
-        <w:t>фармящей</w:t>
-      </w:r>
-      <w:proofErr w:type="spellEnd"/>
-      <w:r>
-        <w:rPr>
-          <w:rFonts w:ascii="Times New Roman" w:eastAsia="Times New Roman" w:hAnsi="Times New Roman" w:cs="Times New Roman"/>
-          <w:sz w:val="28"/>
-          <w:szCs w:val="28"/>
-        </w:rPr>
-        <w:t xml:space="preserve"> технике;</w:t>
-      </w:r>
-    </w:p>
-    <w:p>
-      <w:pPr>
-        <w:pStyle w:val="a5"/>
-        <w:numPr>
-          <w:ilvl w:val="0"/>
-          <w:numId w:val="7"/>
-        </w:numPr>
-        <w:spacing w:after="0" w:line="360" w:lineRule="auto"/>
-        <w:ind w:left="0" w:firstLine="709"/>
-        <w:jc w:val="both"/>
-        <w:rPr>
-          <w:rFonts w:ascii="Times New Roman" w:eastAsia="Times New Roman" w:hAnsi="Times New Roman" w:cs="Times New Roman"/>
-          <w:sz w:val="28"/>
-          <w:szCs w:val="28"/>
-        </w:rPr>
-      </w:pPr>
-      <w:r>
-        <w:rPr>
-          <w:rFonts w:ascii="Times New Roman" w:eastAsia="Times New Roman" w:hAnsi="Times New Roman" w:cs="Times New Roman"/>
-          <w:sz w:val="28"/>
-          <w:szCs w:val="28"/>
-        </w:rPr>
-        <w:t>определение техники с наилучшими показателями WN8;</w:t>
-      </w:r>
-    </w:p>
-    <w:p>
-      <w:pPr>
-        <w:pStyle w:val="a5"/>
-        <w:numPr>
-          <w:ilvl w:val="0"/>
-          <w:numId w:val="7"/>
-        </w:numPr>
-        <w:spacing w:after="0" w:line="360" w:lineRule="auto"/>
-        <w:ind w:left="0" w:firstLine="709"/>
-        <w:jc w:val="both"/>
-        <w:rPr>
-          <w:rFonts w:ascii="Times New Roman" w:eastAsia="Times New Roman" w:hAnsi="Times New Roman" w:cs="Times New Roman"/>
-          <w:sz w:val="28"/>
-          <w:szCs w:val="28"/>
-        </w:rPr>
-      </w:pPr>
-      <w:r>
-        <w:rPr>
-          <w:rFonts w:ascii="Times New Roman" w:eastAsia="Times New Roman" w:hAnsi="Times New Roman" w:cs="Times New Roman"/>
-          <w:sz w:val="28"/>
-          <w:szCs w:val="28"/>
-        </w:rPr>
-        <w:lastRenderedPageBreak/>
-        <w:t>расширенный каталог техники с кратким описанием тактики применения, преимуществ и недостатков каждой единицы.</w:t>
-      </w:r>
-    </w:p>
-    <w:p>
-      <w:pPr>
-        <w:spacing w:after="0" w:line="360" w:lineRule="auto"/>
-        <w:ind w:firstLine="709"/>
-        <w:jc w:val="both"/>
-        <w:rPr>
-          <w:rFonts w:ascii="Times New Roman" w:eastAsia="Times New Roman" w:hAnsi="Times New Roman" w:cs="Times New Roman"/>
-          <w:sz w:val="28"/>
-          <w:szCs w:val="28"/>
-        </w:rPr>
-      </w:pPr>
-      <w:r>
-        <w:rPr>
-          <w:rFonts w:ascii="Times New Roman" w:eastAsia="Times New Roman" w:hAnsi="Times New Roman" w:cs="Times New Roman"/>
-          <w:sz w:val="28"/>
-          <w:szCs w:val="28"/>
-        </w:rPr>
-        <w:t>Подписка ориентирована на пользователей, заинтересованных в углублённой аналитике и соревновательной активности.</w:t>
+        <w:t xml:space="preserve">для пользователей со званием от командира подразделения </w:t>
+      </w:r>
+      <w:r>
+        <w:rPr>
+          <w:rFonts w:ascii="Times New Roman" w:eastAsia="Times New Roman" w:hAnsi="Times New Roman" w:cs="Times New Roman"/>
+          <w:sz w:val="28"/>
+          <w:szCs w:val="28"/>
+        </w:rPr>
+        <w:t>–</w:t>
+      </w:r>
+      <w:r>
+        <w:rPr>
+          <w:rFonts w:ascii="Times New Roman" w:eastAsia="Times New Roman" w:hAnsi="Times New Roman" w:cs="Times New Roman"/>
+          <w:sz w:val="28"/>
+          <w:szCs w:val="28"/>
+        </w:rPr>
+        <w:t xml:space="preserve"> возможность </w:t>
+      </w:r>
+      <w:r>
+        <w:rPr>
+          <w:rFonts w:ascii="Times New Roman" w:eastAsia="Times New Roman" w:hAnsi="Times New Roman" w:cs="Times New Roman"/>
+          <w:sz w:val="28"/>
+          <w:szCs w:val="28"/>
+        </w:rPr>
+        <w:t>активацию клановых резервов;</w:t>
+      </w:r>
+    </w:p>
+    <w:p>
+      <w:pPr>
+        <w:spacing w:after="0" w:line="360" w:lineRule="auto"/>
+        <w:ind w:firstLine="709"/>
+        <w:jc w:val="both"/>
+        <w:rPr>
+          <w:rFonts w:ascii="Times New Roman" w:eastAsia="Times New Roman" w:hAnsi="Times New Roman" w:cs="Times New Roman"/>
+          <w:sz w:val="28"/>
+          <w:szCs w:val="28"/>
+        </w:rPr>
+      </w:pPr>
+      <w:r>
+        <w:rPr>
+          <w:rFonts w:ascii="Times New Roman" w:eastAsia="Times New Roman" w:hAnsi="Times New Roman" w:cs="Times New Roman"/>
+          <w:sz w:val="28"/>
+          <w:szCs w:val="28"/>
+        </w:rPr>
+        <w:t>Данная роль ориентирована на обеспечение управляемости кланов</w:t>
+      </w:r>
+      <w:r>
+        <w:rPr>
+          <w:rFonts w:ascii="Times New Roman" w:eastAsia="Times New Roman" w:hAnsi="Times New Roman" w:cs="Times New Roman"/>
+          <w:sz w:val="28"/>
+          <w:szCs w:val="28"/>
+        </w:rPr>
+        <w:t xml:space="preserve">ыми резервами </w:t>
+      </w:r>
+      <w:r>
+        <w:rPr>
+          <w:rFonts w:ascii="Times New Roman" w:eastAsia="Times New Roman" w:hAnsi="Times New Roman" w:cs="Times New Roman"/>
+          <w:sz w:val="28"/>
+          <w:szCs w:val="28"/>
+        </w:rPr>
+        <w:t>через веб-платформу.</w:t>
       </w:r>
     </w:p>
     <w:p>
@@ -7464,166 +7403,6 @@
           <w:sz w:val="28"/>
           <w:szCs w:val="28"/>
         </w:rPr>
-        <w:t>Модератор</w:t>
-      </w:r>
-    </w:p>
-    <w:p>
-      <w:pPr>
-        <w:spacing w:after="0" w:line="360" w:lineRule="auto"/>
-        <w:ind w:firstLine="709"/>
-        <w:jc w:val="both"/>
-        <w:rPr>
-          <w:rFonts w:ascii="Times New Roman" w:eastAsia="Times New Roman" w:hAnsi="Times New Roman" w:cs="Times New Roman"/>
-          <w:sz w:val="28"/>
-          <w:szCs w:val="28"/>
-        </w:rPr>
-      </w:pPr>
-      <w:r>
-        <w:rPr>
-          <w:rFonts w:ascii="Times New Roman" w:eastAsia="Times New Roman" w:hAnsi="Times New Roman" w:cs="Times New Roman"/>
-          <w:sz w:val="28"/>
-          <w:szCs w:val="28"/>
-        </w:rPr>
-        <w:t>Роль модератора доступна пользователям, состоящим в кланах и имеющим звание от командира подразделения и выше (независимо от наличия подписки).</w:t>
-      </w:r>
-    </w:p>
-    <w:p>
-      <w:pPr>
-        <w:spacing w:after="0" w:line="360" w:lineRule="auto"/>
-        <w:ind w:firstLine="709"/>
-        <w:jc w:val="both"/>
-        <w:rPr>
-          <w:rFonts w:ascii="Times New Roman" w:eastAsia="Times New Roman" w:hAnsi="Times New Roman" w:cs="Times New Roman"/>
-          <w:sz w:val="28"/>
-          <w:szCs w:val="28"/>
-        </w:rPr>
-      </w:pPr>
-      <w:r>
-        <w:rPr>
-          <w:rFonts w:ascii="Times New Roman" w:eastAsia="Times New Roman" w:hAnsi="Times New Roman" w:cs="Times New Roman"/>
-          <w:sz w:val="28"/>
-          <w:szCs w:val="28"/>
-        </w:rPr>
-        <w:t>Функциональные возможности включают:</w:t>
-      </w:r>
-    </w:p>
-    <w:p>
-      <w:pPr>
-        <w:pStyle w:val="a5"/>
-        <w:numPr>
-          <w:ilvl w:val="0"/>
-          <w:numId w:val="8"/>
-        </w:numPr>
-        <w:spacing w:after="0" w:line="360" w:lineRule="auto"/>
-        <w:ind w:left="0" w:firstLine="709"/>
-        <w:jc w:val="both"/>
-        <w:rPr>
-          <w:rFonts w:ascii="Times New Roman" w:eastAsia="Times New Roman" w:hAnsi="Times New Roman" w:cs="Times New Roman"/>
-          <w:sz w:val="28"/>
-          <w:szCs w:val="28"/>
-        </w:rPr>
-      </w:pPr>
-      <w:r>
-        <w:rPr>
-          <w:rFonts w:ascii="Times New Roman" w:eastAsia="Times New Roman" w:hAnsi="Times New Roman" w:cs="Times New Roman"/>
-          <w:sz w:val="28"/>
-          <w:szCs w:val="28"/>
-        </w:rPr>
-        <w:t>активацию клановых резервов;</w:t>
-      </w:r>
-    </w:p>
-    <w:p>
-      <w:pPr>
-        <w:pStyle w:val="a5"/>
-        <w:numPr>
-          <w:ilvl w:val="0"/>
-          <w:numId w:val="8"/>
-        </w:numPr>
-        <w:spacing w:after="0" w:line="360" w:lineRule="auto"/>
-        <w:ind w:left="0" w:firstLine="709"/>
-        <w:jc w:val="both"/>
-        <w:rPr>
-          <w:rFonts w:ascii="Times New Roman" w:eastAsia="Times New Roman" w:hAnsi="Times New Roman" w:cs="Times New Roman"/>
-          <w:sz w:val="28"/>
-          <w:szCs w:val="28"/>
-        </w:rPr>
-      </w:pPr>
-      <w:r>
-        <w:rPr>
-          <w:rFonts w:ascii="Times New Roman" w:eastAsia="Times New Roman" w:hAnsi="Times New Roman" w:cs="Times New Roman"/>
-          <w:sz w:val="28"/>
-          <w:szCs w:val="28"/>
-        </w:rPr>
-        <w:t>управление клановой активностью;</w:t>
-      </w:r>
-    </w:p>
-    <w:p>
-      <w:pPr>
-        <w:pStyle w:val="a5"/>
-        <w:numPr>
-          <w:ilvl w:val="0"/>
-          <w:numId w:val="8"/>
-        </w:numPr>
-        <w:spacing w:after="0" w:line="360" w:lineRule="auto"/>
-        <w:ind w:left="0" w:firstLine="709"/>
-        <w:jc w:val="both"/>
-        <w:rPr>
-          <w:rFonts w:ascii="Times New Roman" w:eastAsia="Times New Roman" w:hAnsi="Times New Roman" w:cs="Times New Roman"/>
-          <w:sz w:val="28"/>
-          <w:szCs w:val="28"/>
-        </w:rPr>
-      </w:pPr>
-      <w:r>
-        <w:rPr>
-          <w:rFonts w:ascii="Times New Roman" w:eastAsia="Times New Roman" w:hAnsi="Times New Roman" w:cs="Times New Roman"/>
-          <w:sz w:val="28"/>
-          <w:szCs w:val="28"/>
-        </w:rPr>
-        <w:t>для пользователей со званием от офицера штаба – возможность выставления боёв на глобальной карте.</w:t>
-      </w:r>
-    </w:p>
-    <w:p>
-      <w:pPr>
-        <w:spacing w:after="0" w:line="360" w:lineRule="auto"/>
-        <w:ind w:firstLine="709"/>
-        <w:jc w:val="both"/>
-        <w:rPr>
-          <w:rFonts w:ascii="Times New Roman" w:eastAsia="Times New Roman" w:hAnsi="Times New Roman" w:cs="Times New Roman"/>
-          <w:sz w:val="28"/>
-          <w:szCs w:val="28"/>
-        </w:rPr>
-      </w:pPr>
-      <w:r>
-        <w:rPr>
-          <w:rFonts w:ascii="Times New Roman" w:eastAsia="Times New Roman" w:hAnsi="Times New Roman" w:cs="Times New Roman"/>
-          <w:sz w:val="28"/>
-          <w:szCs w:val="28"/>
-        </w:rPr>
-        <w:t>Данная роль ориентирована на обеспечение управляемости клановой деятельности через веб-платформу.</w:t>
-      </w:r>
-    </w:p>
-    <w:p>
-      <w:pPr>
-        <w:pStyle w:val="a5"/>
-        <w:numPr>
-          <w:ilvl w:val="0"/>
-          <w:numId w:val="5"/>
-        </w:numPr>
-        <w:spacing w:after="0" w:line="360" w:lineRule="auto"/>
-        <w:ind w:left="0" w:firstLine="709"/>
-        <w:jc w:val="both"/>
-        <w:rPr>
-          <w:rFonts w:ascii="Times New Roman" w:eastAsia="Times New Roman" w:hAnsi="Times New Roman" w:cs="Times New Roman"/>
-          <w:sz w:val="28"/>
-          <w:szCs w:val="28"/>
-        </w:rPr>
-      </w:pPr>
-      <w:r>
-        <w:rPr>
-          <w:rFonts w:ascii="Times New Roman" w:eastAsia="Times New Roman" w:hAnsi="Times New Roman" w:cs="Times New Roman"/>
-          <w:sz w:val="28"/>
-          <w:szCs w:val="28"/>
-        </w:rPr>
         <w:t>Администратор</w:t>
       </w:r>
     </w:p>
@@ -7644,6 +7423,7 @@
           <w:sz w:val="28"/>
           <w:szCs w:val="28"/>
         </w:rPr>
+        <w:lastRenderedPageBreak/>
         <w:t xml:space="preserve">Администраторы платформы </w:t>
       </w:r>
       <w:r>
@@ -7857,7 +7637,83 @@
           <w:sz w:val="28"/>
           <w:szCs w:val="28"/>
         </w:rPr>
-        <w:t xml:space="preserve">Они обеспечивают создание и модерацию кастомных турниров, обработку пользовательских заявок, управление правами доступа и анализ телеметрических </w:t>
+        <w:t>Они обеспечивают создание и модерацию кастомных турниров, обработку пользовательских заявок, управление правами доступа и анализ телеметрических данных, что способствует стабильной работе платформы и развитию клановой экосистемы.</w:t>
+      </w:r>
+    </w:p>
+    <w:p>
+      <w:pPr>
+        <w:spacing w:after="0" w:line="360" w:lineRule="auto"/>
+        <w:ind w:firstLine="709"/>
+        <w:jc w:val="both"/>
+        <w:rPr>
+          <w:rFonts w:ascii="Times New Roman" w:eastAsia="Times New Roman" w:hAnsi="Times New Roman" w:cs="Times New Roman"/>
+          <w:sz w:val="28"/>
+          <w:szCs w:val="28"/>
+        </w:rPr>
+      </w:pPr>
+      <w:r>
+        <w:rPr>
+          <w:rFonts w:ascii="Times New Roman" w:eastAsia="Times New Roman" w:hAnsi="Times New Roman" w:cs="Times New Roman"/>
+          <w:sz w:val="28"/>
+          <w:szCs w:val="28"/>
+        </w:rPr>
+        <w:t xml:space="preserve">Разработка пользовательского сценария позволяет на этапе проектирования определить оптимальный путь пользователя от входа на сайт до выполнения целевого действия </w:t>
+      </w:r>
+      <w:r>
+        <w:rPr>
+          <w:rFonts w:ascii="Times New Roman" w:eastAsia="Times New Roman" w:hAnsi="Times New Roman" w:cs="Times New Roman"/>
+          <w:sz w:val="28"/>
+          <w:szCs w:val="28"/>
+        </w:rPr>
+        <w:t>–</w:t>
+      </w:r>
+      <w:r>
+        <w:rPr>
+          <w:rFonts w:ascii="Times New Roman" w:eastAsia="Times New Roman" w:hAnsi="Times New Roman" w:cs="Times New Roman"/>
+          <w:sz w:val="28"/>
+          <w:szCs w:val="28"/>
+        </w:rPr>
+        <w:t xml:space="preserve"> например, просмотра личной статистики, участия в турнире или управления клановой активностью. Такой подход способствует формированию логически выстроенной структуры интерфейса, в которой каждый шаг сопровождается понятными элементами управления и интуитивной навигацией.</w:t>
+      </w:r>
+    </w:p>
+    <w:p>
+      <w:pPr>
+        <w:spacing w:after="0" w:line="360" w:lineRule="auto"/>
+        <w:ind w:firstLine="709"/>
+        <w:jc w:val="both"/>
+        <w:rPr>
+          <w:rFonts w:ascii="Times New Roman" w:eastAsia="Times New Roman" w:hAnsi="Times New Roman" w:cs="Times New Roman"/>
+          <w:sz w:val="28"/>
+          <w:szCs w:val="28"/>
+        </w:rPr>
+      </w:pPr>
+      <w:r>
+        <w:rPr>
+          <w:rFonts w:ascii="Times New Roman" w:eastAsia="Times New Roman" w:hAnsi="Times New Roman" w:cs="Times New Roman"/>
+          <w:sz w:val="28"/>
+          <w:szCs w:val="28"/>
+        </w:rPr>
+        <w:t>Пользовательский сценарий помогает выявить лишние переходы между страницами, сократить количество действий, необходимых для получения статистики или подачи заявки на турнир, а также повысить общий уровень удобства использования платформы.</w:t>
+      </w:r>
+    </w:p>
+    <w:p>
+      <w:pPr>
+        <w:spacing w:after="0" w:line="360" w:lineRule="auto"/>
+        <w:ind w:firstLine="709"/>
+        <w:jc w:val="both"/>
+        <w:rPr>
+          <w:rFonts w:ascii="Times New Roman" w:eastAsia="Times New Roman" w:hAnsi="Times New Roman" w:cs="Times New Roman"/>
+          <w:sz w:val="28"/>
+          <w:szCs w:val="28"/>
+        </w:rPr>
+      </w:pPr>
+      <w:r>
+        <w:rPr>
+          <w:rFonts w:ascii="Times New Roman" w:eastAsia="Times New Roman" w:hAnsi="Times New Roman" w:cs="Times New Roman"/>
+          <w:sz w:val="28"/>
+          <w:szCs w:val="28"/>
+        </w:rPr>
+        <w:t xml:space="preserve">В контексте разработки веб-приложения для клановой деятельности пользовательский сценарий представляет собой последовательность действий при авторизации, автоматическом получении персональных данных, переходе к </w:t>
       </w:r>
       <w:r>
         <w:rPr>
@@ -7866,83 +7722,7 @@
           <w:szCs w:val="28"/>
         </w:rPr>
         <w:lastRenderedPageBreak/>
-        <w:t>данных, что способствует стабильной работе платформы и развитию клановой экосистемы.</w:t>
-      </w:r>
-    </w:p>
-    <w:p>
-      <w:pPr>
-        <w:spacing w:after="0" w:line="360" w:lineRule="auto"/>
-        <w:ind w:firstLine="709"/>
-        <w:jc w:val="both"/>
-        <w:rPr>
-          <w:rFonts w:ascii="Times New Roman" w:eastAsia="Times New Roman" w:hAnsi="Times New Roman" w:cs="Times New Roman"/>
-          <w:sz w:val="28"/>
-          <w:szCs w:val="28"/>
-        </w:rPr>
-      </w:pPr>
-      <w:r>
-        <w:rPr>
-          <w:rFonts w:ascii="Times New Roman" w:eastAsia="Times New Roman" w:hAnsi="Times New Roman" w:cs="Times New Roman"/>
-          <w:sz w:val="28"/>
-          <w:szCs w:val="28"/>
-        </w:rPr>
-        <w:t xml:space="preserve">Разработка пользовательского сценария позволяет на этапе проектирования определить оптимальный путь пользователя от входа на сайт до выполнения целевого действия </w:t>
-      </w:r>
-      <w:r>
-        <w:rPr>
-          <w:rFonts w:ascii="Times New Roman" w:eastAsia="Times New Roman" w:hAnsi="Times New Roman" w:cs="Times New Roman"/>
-          <w:sz w:val="28"/>
-          <w:szCs w:val="28"/>
-        </w:rPr>
-        <w:t>–</w:t>
-      </w:r>
-      <w:r>
-        <w:rPr>
-          <w:rFonts w:ascii="Times New Roman" w:eastAsia="Times New Roman" w:hAnsi="Times New Roman" w:cs="Times New Roman"/>
-          <w:sz w:val="28"/>
-          <w:szCs w:val="28"/>
-        </w:rPr>
-        <w:t xml:space="preserve"> например, просмотра личной статистики, участия в турнире или управления клановой активностью. Такой подход способствует формированию логически выстроенной структуры интерфейса, в которой каждый шаг сопровождается понятными элементами управления и интуитивной навигацией.</w:t>
-      </w:r>
-    </w:p>
-    <w:p>
-      <w:pPr>
-        <w:spacing w:after="0" w:line="360" w:lineRule="auto"/>
-        <w:ind w:firstLine="709"/>
-        <w:jc w:val="both"/>
-        <w:rPr>
-          <w:rFonts w:ascii="Times New Roman" w:eastAsia="Times New Roman" w:hAnsi="Times New Roman" w:cs="Times New Roman"/>
-          <w:sz w:val="28"/>
-          <w:szCs w:val="28"/>
-        </w:rPr>
-      </w:pPr>
-      <w:r>
-        <w:rPr>
-          <w:rFonts w:ascii="Times New Roman" w:eastAsia="Times New Roman" w:hAnsi="Times New Roman" w:cs="Times New Roman"/>
-          <w:sz w:val="28"/>
-          <w:szCs w:val="28"/>
-        </w:rPr>
-        <w:t>Пользовательский сценарий помогает выявить лишние переходы между страницами, сократить количество действий, необходимых для получения статистики или подачи заявки на турнир, а также повысить общий уровень удобства использования платформы.</w:t>
-      </w:r>
-    </w:p>
-    <w:p>
-      <w:pPr>
-        <w:spacing w:after="0" w:line="360" w:lineRule="auto"/>
-        <w:ind w:firstLine="709"/>
-        <w:jc w:val="both"/>
-        <w:rPr>
-          <w:rFonts w:ascii="Times New Roman" w:eastAsia="Times New Roman" w:hAnsi="Times New Roman" w:cs="Times New Roman"/>
-          <w:sz w:val="28"/>
-          <w:szCs w:val="28"/>
-        </w:rPr>
-      </w:pPr>
-      <w:r>
-        <w:rPr>
-          <w:rFonts w:ascii="Times New Roman" w:eastAsia="Times New Roman" w:hAnsi="Times New Roman" w:cs="Times New Roman"/>
-          <w:sz w:val="28"/>
-          <w:szCs w:val="28"/>
-        </w:rPr>
-        <w:t>В контексте разработки веб-приложения для клановой деятельности пользовательский сценарий представляет собой последовательность действий при авторизации, автоматическом получении персональных данных, переходе к разделам статистики, участии в турнирах и взаимодействии с клановыми инструментами управления.</w:t>
+        <w:t>разделам статистики, участии в турнирах и взаимодействии с клановыми инструментами управления.</w:t>
       </w:r>
     </w:p>
     <w:p>
@@ -7979,9 +7759,9 @@
           <w:szCs w:val="28"/>
         </w:rPr>
         <w:drawing>
-          <wp:inline distT="0" distB="0" distL="0" distR="0" wp14:anchorId="45468CF9" wp14:editId="3B02ADBF">
-            <wp:extent cx="4369202" cy="3185160"/>
-            <wp:effectExtent l="0" t="0" r="0" b="0"/>
+          <wp:inline distT="0" distB="0" distL="0" distR="0" wp14:anchorId="45468CF9" wp14:editId="7A2D5C57">
+            <wp:extent cx="5304414" cy="4556760"/>
+            <wp:effectExtent l="19050" t="19050" r="10795" b="15240"/>
             <wp:docPr id="125" name="Рисунок 33"/>
             <wp:cNvGraphicFramePr>
               <a:graphicFrameLocks xmlns:a="http://schemas.openxmlformats.org/drawingml/2006/main" noChangeAspect="1"/>
@@ -8010,14 +7790,16 @@
                   <pic:spPr bwMode="auto">
                     <a:xfrm>
                       <a:off x="0" y="0"/>
-                      <a:ext cx="4391061" cy="3201095"/>
+                      <a:ext cx="5316767" cy="4567372"/>
                     </a:xfrm>
                     <a:prstGeom prst="rect">
                       <a:avLst/>
                     </a:prstGeom>
                     <a:noFill/>
                     <a:ln>
-                      <a:noFill/>
+                      <a:solidFill>
+                        <a:schemeClr val="tx1"/>
+                      </a:solidFill>
                     </a:ln>
                   </pic:spPr>
                 </pic:pic>
@@ -8112,48 +7894,56 @@
           <w:sz w:val="28"/>
           <w:szCs w:val="28"/>
         </w:rPr>
+        <w:t>В целях формирования логически структурированной схемы, отражающей иерархию разделов и страниц платформы, разрабатывается карта сайта.</w:t>
+      </w:r>
+    </w:p>
+    <w:p>
+      <w:pPr>
+        <w:spacing w:after="0" w:line="360" w:lineRule="auto"/>
+        <w:ind w:firstLine="709"/>
+        <w:jc w:val="both"/>
+        <w:rPr>
+          <w:rFonts w:ascii="Times New Roman" w:eastAsia="Times New Roman" w:hAnsi="Times New Roman" w:cs="Times New Roman"/>
+          <w:sz w:val="28"/>
+          <w:szCs w:val="28"/>
+        </w:rPr>
+      </w:pPr>
+      <w:r>
+        <w:rPr>
+          <w:rFonts w:ascii="Times New Roman" w:eastAsia="Times New Roman" w:hAnsi="Times New Roman" w:cs="Times New Roman"/>
+          <w:sz w:val="28"/>
+          <w:szCs w:val="28"/>
+        </w:rPr>
+        <w:t>Наличие такой схемы обеспечивает целостное представление о навигационной структуре веб-приложения, позволяя заранее определить расположение функциональных модулей, разграничить доступ по ролям пользователей и выстроить последовательные сценарии взаимодействия.</w:t>
+      </w:r>
+    </w:p>
+    <w:p>
+      <w:pPr>
+        <w:spacing w:after="0" w:line="360" w:lineRule="auto"/>
+        <w:ind w:firstLine="709"/>
+        <w:jc w:val="both"/>
+        <w:rPr>
+          <w:rFonts w:ascii="Times New Roman" w:eastAsia="Times New Roman" w:hAnsi="Times New Roman" w:cs="Times New Roman"/>
+          <w:sz w:val="28"/>
+          <w:szCs w:val="28"/>
+        </w:rPr>
+      </w:pPr>
+      <w:r>
+        <w:rPr>
+          <w:rFonts w:ascii="Times New Roman" w:eastAsia="Times New Roman" w:hAnsi="Times New Roman" w:cs="Times New Roman"/>
+          <w:sz w:val="28"/>
+          <w:szCs w:val="28"/>
+        </w:rPr>
+        <w:t xml:space="preserve">Разработка карты сайта способствует чёткому распределению функциональности между разделами, обеспечивая логичное перемещение пользователя между страницами статистики, турниров, кланового управления, </w:t>
+      </w:r>
+      <w:r>
+        <w:rPr>
+          <w:rFonts w:ascii="Times New Roman" w:eastAsia="Times New Roman" w:hAnsi="Times New Roman" w:cs="Times New Roman"/>
+          <w:sz w:val="28"/>
+          <w:szCs w:val="28"/>
+        </w:rPr>
         <w:lastRenderedPageBreak/>
-        <w:t>В целях формирования логически структурированной схемы, отражающей иерархию разделов и страниц платформы, разрабатывается карта сайта.</w:t>
-      </w:r>
-    </w:p>
-    <w:p>
-      <w:pPr>
-        <w:spacing w:after="0" w:line="360" w:lineRule="auto"/>
-        <w:ind w:firstLine="709"/>
-        <w:jc w:val="both"/>
-        <w:rPr>
-          <w:rFonts w:ascii="Times New Roman" w:eastAsia="Times New Roman" w:hAnsi="Times New Roman" w:cs="Times New Roman"/>
-          <w:sz w:val="28"/>
-          <w:szCs w:val="28"/>
-        </w:rPr>
-      </w:pPr>
-      <w:r>
-        <w:rPr>
-          <w:rFonts w:ascii="Times New Roman" w:eastAsia="Times New Roman" w:hAnsi="Times New Roman" w:cs="Times New Roman"/>
-          <w:sz w:val="28"/>
-          <w:szCs w:val="28"/>
-        </w:rPr>
-        <w:t>Наличие такой схемы обеспечивает целостное представление о навигационной структуре веб-приложения, позволяя заранее определить расположение функциональных модулей, разграничить доступ по ролям пользователей и выстроить последовательные сценарии взаимодействия.</w:t>
-      </w:r>
-    </w:p>
-    <w:p>
-      <w:pPr>
-        <w:spacing w:after="0" w:line="360" w:lineRule="auto"/>
-        <w:ind w:firstLine="709"/>
-        <w:jc w:val="both"/>
-        <w:rPr>
-          <w:rFonts w:ascii="Times New Roman" w:eastAsia="Times New Roman" w:hAnsi="Times New Roman" w:cs="Times New Roman"/>
-          <w:sz w:val="28"/>
-          <w:szCs w:val="28"/>
-        </w:rPr>
-      </w:pPr>
-      <w:r>
-        <w:rPr>
-          <w:rFonts w:ascii="Times New Roman" w:eastAsia="Times New Roman" w:hAnsi="Times New Roman" w:cs="Times New Roman"/>
-          <w:sz w:val="28"/>
-          <w:szCs w:val="28"/>
-        </w:rPr>
-        <w:t>Разработка карты сайта способствует чёткому распределению функциональности между разделами, обеспечивая логичное перемещение пользователя между страницами статистики, турниров, кланового управления, каталога техники и новостных блоков. Это позволяет минимизировать избыточные переходы и исключить дублирование информации.</w:t>
+        <w:t>каталога техники и новостных блоков. Это позволяет минимизировать избыточные переходы и исключить дублирование информации.</w:t>
       </w:r>
     </w:p>
     <w:p>
@@ -8231,9 +8021,9 @@
           <w:lang w:val="en-US"/>
         </w:rPr>
         <w:drawing>
-          <wp:inline distT="0" distB="0" distL="0" distR="0" wp14:anchorId="5EB4879B" wp14:editId="1AFB6FF4">
-            <wp:extent cx="6295556" cy="1775460"/>
-            <wp:effectExtent l="0" t="0" r="0" b="0"/>
+          <wp:inline distT="0" distB="0" distL="0" distR="0" wp14:anchorId="5EB4879B" wp14:editId="05CC8690">
+            <wp:extent cx="5883275" cy="4259791"/>
+            <wp:effectExtent l="19050" t="19050" r="22225" b="26670"/>
             <wp:docPr id="126" name="Рисунок 32"/>
             <wp:cNvGraphicFramePr>
               <a:graphicFrameLocks xmlns:a="http://schemas.openxmlformats.org/drawingml/2006/main" noChangeAspect="1"/>
@@ -8262,7 +8052,282 @@
                   <pic:spPr bwMode="auto">
                     <a:xfrm>
                       <a:off x="0" y="0"/>
-                      <a:ext cx="6302322" cy="1777368"/>
+                      <a:ext cx="5921074" cy="4287159"/>
+                    </a:xfrm>
+                    <a:prstGeom prst="rect">
+                      <a:avLst/>
+                    </a:prstGeom>
+                    <a:noFill/>
+                    <a:ln>
+                      <a:solidFill>
+                        <a:schemeClr val="tx1"/>
+                      </a:solidFill>
+                    </a:ln>
+                  </pic:spPr>
+                </pic:pic>
+              </a:graphicData>
+            </a:graphic>
+          </wp:inline>
+        </w:drawing>
+      </w:r>
+    </w:p>
+    <w:p>
+      <w:pPr>
+        <w:spacing w:after="200" w:line="240" w:lineRule="auto"/>
+        <w:jc w:val="center"/>
+        <w:rPr>
+          <w:rFonts w:ascii="Times New Roman" w:eastAsia="Times New Roman" w:hAnsi="Times New Roman" w:cs="Times New Roman"/>
+          <w:sz w:val="44"/>
+          <w:szCs w:val="44"/>
+        </w:rPr>
+      </w:pPr>
+      <w:r>
+        <w:rPr>
+          <w:rFonts w:ascii="Times New Roman" w:hAnsi="Times New Roman" w:cs="Times New Roman"/>
+          <w:sz w:val="28"/>
+          <w:szCs w:val="28"/>
+        </w:rPr>
+        <w:t xml:space="preserve">Рисунок </w:t>
+      </w:r>
+      <w:r>
+        <w:rPr>
+          <w:rFonts w:ascii="Times New Roman" w:hAnsi="Times New Roman" w:cs="Times New Roman"/>
+          <w:sz w:val="28"/>
+          <w:szCs w:val="28"/>
+        </w:rPr>
+        <w:fldChar w:fldCharType="begin"/>
+      </w:r>
+      <w:r>
+        <w:rPr>
+          <w:rFonts w:ascii="Times New Roman" w:hAnsi="Times New Roman" w:cs="Times New Roman"/>
+          <w:sz w:val="28"/>
+          <w:szCs w:val="28"/>
+        </w:rPr>
+        <w:instrText xml:space="preserve"> SEQ Рисунок \* ARABIC </w:instrText>
+      </w:r>
+      <w:r>
+        <w:rPr>
+          <w:rFonts w:ascii="Times New Roman" w:hAnsi="Times New Roman" w:cs="Times New Roman"/>
+          <w:sz w:val="28"/>
+          <w:szCs w:val="28"/>
+        </w:rPr>
+        <w:fldChar w:fldCharType="separate"/>
+      </w:r>
+      <w:r>
+        <w:rPr>
+          <w:rFonts w:ascii="Times New Roman" w:hAnsi="Times New Roman" w:cs="Times New Roman"/>
+          <w:noProof/>
+          <w:sz w:val="28"/>
+          <w:szCs w:val="28"/>
+        </w:rPr>
+        <w:t>14</w:t>
+      </w:r>
+      <w:r>
+        <w:rPr>
+          <w:rFonts w:ascii="Times New Roman" w:hAnsi="Times New Roman" w:cs="Times New Roman"/>
+          <w:sz w:val="28"/>
+          <w:szCs w:val="28"/>
+        </w:rPr>
+        <w:fldChar w:fldCharType="end"/>
+      </w:r>
+      <w:r>
+        <w:rPr>
+          <w:rFonts w:ascii="Times New Roman" w:hAnsi="Times New Roman" w:cs="Times New Roman"/>
+          <w:sz w:val="28"/>
+          <w:szCs w:val="28"/>
+        </w:rPr>
+        <w:t xml:space="preserve"> – Карта сайта</w:t>
+      </w:r>
+    </w:p>
+    <w:p>
+      <w:pPr>
+        <w:spacing w:after="0" w:line="360" w:lineRule="auto"/>
+        <w:ind w:firstLine="709"/>
+        <w:jc w:val="both"/>
+        <w:rPr>
+          <w:rFonts w:ascii="Times New Roman" w:eastAsia="Times New Roman" w:hAnsi="Times New Roman" w:cs="Times New Roman"/>
+          <w:sz w:val="28"/>
+          <w:szCs w:val="28"/>
+        </w:rPr>
+      </w:pPr>
+      <w:r>
+        <w:rPr>
+          <w:rFonts w:ascii="Times New Roman" w:eastAsia="Times New Roman" w:hAnsi="Times New Roman" w:cs="Times New Roman"/>
+          <w:sz w:val="28"/>
+          <w:szCs w:val="28"/>
+        </w:rPr>
+        <w:t>С целью визуального представления взаимодействия между системой и внешними участниками разрабатывается диаграмма вариантов использования. Данная схема отражает основные функции платформы, доступные различным категориям пользователей, а также роли, задействованные в их выполнении.</w:t>
+      </w:r>
+    </w:p>
+    <w:p>
+      <w:pPr>
+        <w:spacing w:after="0" w:line="360" w:lineRule="auto"/>
+        <w:ind w:firstLine="709"/>
+        <w:jc w:val="both"/>
+        <w:rPr>
+          <w:rFonts w:ascii="Times New Roman" w:eastAsia="Times New Roman" w:hAnsi="Times New Roman" w:cs="Times New Roman"/>
+          <w:sz w:val="28"/>
+          <w:szCs w:val="28"/>
+        </w:rPr>
+      </w:pPr>
+      <w:r>
+        <w:rPr>
+          <w:rFonts w:ascii="Times New Roman" w:eastAsia="Times New Roman" w:hAnsi="Times New Roman" w:cs="Times New Roman"/>
+          <w:sz w:val="28"/>
+          <w:szCs w:val="28"/>
+        </w:rPr>
+        <w:lastRenderedPageBreak/>
+        <w:t>Диаграмма позволяет описать поведение системы с точки зрения внешнего взаимодействия, акцентируя внимание на функциональных возможностях, инициируемых гостями, авторизованными пользователями, подписчиками, модераторами, администраторами и внешними сервисами интеграции.</w:t>
+      </w:r>
+    </w:p>
+    <w:p>
+      <w:pPr>
+        <w:spacing w:after="0" w:line="360" w:lineRule="auto"/>
+        <w:ind w:firstLine="709"/>
+        <w:jc w:val="both"/>
+        <w:rPr>
+          <w:rFonts w:ascii="Times New Roman" w:eastAsia="Times New Roman" w:hAnsi="Times New Roman" w:cs="Times New Roman"/>
+          <w:sz w:val="28"/>
+          <w:szCs w:val="28"/>
+        </w:rPr>
+      </w:pPr>
+      <w:r>
+        <w:rPr>
+          <w:rFonts w:ascii="Times New Roman" w:eastAsia="Times New Roman" w:hAnsi="Times New Roman" w:cs="Times New Roman"/>
+          <w:sz w:val="28"/>
+          <w:szCs w:val="28"/>
+        </w:rPr>
+        <w:t>Использование диаграммы вариантов использования облегчает формализацию требований, предоставляя наглядное отображение всех поддерживаемых сценариев: просмотр статистики, участие в турнирах, управление клановой деятельностью, активация резервов, создание кастомных турниров и другие действия.</w:t>
+      </w:r>
+    </w:p>
+    <w:p>
+      <w:pPr>
+        <w:spacing w:after="0" w:line="360" w:lineRule="auto"/>
+        <w:ind w:firstLine="709"/>
+        <w:jc w:val="both"/>
+        <w:rPr>
+          <w:rFonts w:ascii="Times New Roman" w:eastAsia="Times New Roman" w:hAnsi="Times New Roman" w:cs="Times New Roman"/>
+          <w:sz w:val="28"/>
+          <w:szCs w:val="28"/>
+        </w:rPr>
+      </w:pPr>
+      <w:r>
+        <w:rPr>
+          <w:rFonts w:ascii="Times New Roman" w:eastAsia="Times New Roman" w:hAnsi="Times New Roman" w:cs="Times New Roman"/>
+          <w:sz w:val="28"/>
+          <w:szCs w:val="28"/>
+        </w:rPr>
+        <w:t>Графическое представление диаграммы вариантов использования существенно упрощает коммуникацию между участниками проекта, включая разработчиков, аналитиков, представителей управляющего состава и других заинтересованных сторон. Наглядная форма позволяет сформировать единое понимание функционального объёма системы, границ ответственности и логики взаимодействия пользователей с платформой. Чёткое разделение ролей и вариантов использования способствует выявлению пересечений прав доступа, зависимостей между модулями и потенциальных областей для оптимизации.</w:t>
+      </w:r>
+    </w:p>
+    <w:p>
+      <w:pPr>
+        <w:spacing w:after="0" w:line="360" w:lineRule="auto"/>
+        <w:ind w:firstLine="709"/>
+        <w:jc w:val="both"/>
+        <w:rPr>
+          <w:rFonts w:ascii="Times New Roman" w:eastAsia="Times New Roman" w:hAnsi="Times New Roman" w:cs="Times New Roman"/>
+          <w:sz w:val="28"/>
+          <w:szCs w:val="28"/>
+        </w:rPr>
+      </w:pPr>
+      <w:r>
+        <w:rPr>
+          <w:rFonts w:ascii="Times New Roman" w:eastAsia="Times New Roman" w:hAnsi="Times New Roman" w:cs="Times New Roman"/>
+          <w:sz w:val="28"/>
+          <w:szCs w:val="28"/>
+        </w:rPr>
+        <w:t>Применение диаграммы также позволяет зафиксировать границы разрабатываемой платформы, исключив внедрение несоответствующего функционала и обеспечив соответствие архитектуры первоначальным требованиям проекта.</w:t>
+      </w:r>
+    </w:p>
+    <w:p>
+      <w:pPr>
+        <w:spacing w:after="0" w:line="360" w:lineRule="auto"/>
+        <w:ind w:firstLine="709"/>
+        <w:jc w:val="both"/>
+        <w:rPr>
+          <w:rFonts w:ascii="Times New Roman" w:eastAsia="Times New Roman" w:hAnsi="Times New Roman" w:cs="Times New Roman"/>
+          <w:sz w:val="28"/>
+          <w:szCs w:val="28"/>
+        </w:rPr>
+      </w:pPr>
+      <w:r>
+        <w:rPr>
+          <w:rFonts w:ascii="Times New Roman" w:eastAsia="Times New Roman" w:hAnsi="Times New Roman" w:cs="Times New Roman"/>
+          <w:sz w:val="28"/>
+          <w:szCs w:val="28"/>
+        </w:rPr>
+        <w:t>Каждый вариант использования отражает конкретную пользовательскую цель и обладает определённой практической ценностью, что облегчает приоритизацию задач и реализацию системы поэтапно.</w:t>
+      </w:r>
+    </w:p>
+    <w:p>
+      <w:pPr>
+        <w:spacing w:after="0" w:line="360" w:lineRule="auto"/>
+        <w:ind w:firstLine="709"/>
+        <w:jc w:val="both"/>
+        <w:rPr>
+          <w:rFonts w:ascii="Times New Roman" w:eastAsia="Times New Roman" w:hAnsi="Times New Roman" w:cs="Times New Roman"/>
+          <w:sz w:val="28"/>
+          <w:szCs w:val="28"/>
+        </w:rPr>
+      </w:pPr>
+      <w:r>
+        <w:rPr>
+          <w:rFonts w:ascii="Times New Roman" w:eastAsia="Times New Roman" w:hAnsi="Times New Roman" w:cs="Times New Roman"/>
+          <w:sz w:val="28"/>
+          <w:szCs w:val="28"/>
+        </w:rPr>
+        <w:t>Диаграмма вариантов использования представлена на рисунке 15.</w:t>
+      </w:r>
+    </w:p>
+    <w:p>
+      <w:pPr>
+        <w:keepNext/>
+        <w:spacing w:after="0" w:line="360" w:lineRule="auto"/>
+        <w:jc w:val="center"/>
+      </w:pPr>
+      <w:r>
+        <w:rPr>
+          <w:rFonts w:ascii="Times New Roman" w:eastAsia="Times New Roman" w:hAnsi="Times New Roman" w:cs="Times New Roman"/>
+          <w:noProof/>
+          <w:sz w:val="28"/>
+          <w:szCs w:val="28"/>
+          <w:lang w:val="en-US"/>
+        </w:rPr>
+        <w:lastRenderedPageBreak/>
+        <w:drawing>
+          <wp:inline distT="0" distB="0" distL="0" distR="0" wp14:anchorId="2E8EC67A" wp14:editId="5AD36097">
+            <wp:extent cx="5011420" cy="6821102"/>
+            <wp:effectExtent l="0" t="0" r="0" b="0"/>
+            <wp:docPr id="127" name="Рисунок 31"/>
+            <wp:cNvGraphicFramePr>
+              <a:graphicFrameLocks xmlns:a="http://schemas.openxmlformats.org/drawingml/2006/main" noChangeAspect="1"/>
+            </wp:cNvGraphicFramePr>
+            <a:graphic xmlns:a="http://schemas.openxmlformats.org/drawingml/2006/main">
+              <a:graphicData uri="http://schemas.openxmlformats.org/drawingml/2006/picture">
+                <pic:pic xmlns:pic="http://schemas.openxmlformats.org/drawingml/2006/picture">
+                  <pic:nvPicPr>
+                    <pic:cNvPr id="127" name="Рисунок 31"/>
+                    <pic:cNvPicPr>
+                      <a:picLocks noChangeAspect="1" noChangeArrowheads="1"/>
+                    </pic:cNvPicPr>
+                  </pic:nvPicPr>
+                  <pic:blipFill>
+                    <a:blip r:embed="rId23">
+                      <a:extLst>
+                        <a:ext uri="{28A0092B-C50C-407E-A947-70E740481C1C}">
+                          <a14:useLocalDpi xmlns:a14="http://schemas.microsoft.com/office/drawing/2010/main" val="0"/>
+                        </a:ext>
+                      </a:extLst>
+                    </a:blip>
+                    <a:stretch>
+                      <a:fillRect/>
+                    </a:stretch>
+                  </pic:blipFill>
+                  <pic:spPr bwMode="auto">
+                    <a:xfrm>
+                      <a:off x="0" y="0"/>
+                      <a:ext cx="5020048" cy="6832846"/>
                     </a:xfrm>
                     <a:prstGeom prst="rect">
                       <a:avLst/>
@@ -8328,7 +8393,7 @@
           <w:sz w:val="28"/>
           <w:szCs w:val="28"/>
         </w:rPr>
-        <w:t>14</w:t>
+        <w:t>15</w:t>
       </w:r>
       <w:r>
         <w:rPr>
@@ -8344,28 +8409,40 @@
           <w:sz w:val="28"/>
           <w:szCs w:val="28"/>
         </w:rPr>
-        <w:t xml:space="preserve"> – Карта сайта</w:t>
-      </w:r>
-    </w:p>
-    <w:p>
-      <w:pPr>
-        <w:spacing w:after="0" w:line="360" w:lineRule="auto"/>
-        <w:ind w:firstLine="709"/>
-        <w:jc w:val="both"/>
-        <w:rPr>
-          <w:rFonts w:ascii="Times New Roman" w:eastAsia="Times New Roman" w:hAnsi="Times New Roman" w:cs="Times New Roman"/>
-          <w:sz w:val="28"/>
-          <w:szCs w:val="28"/>
-        </w:rPr>
-      </w:pPr>
-      <w:r>
-        <w:rPr>
-          <w:rFonts w:ascii="Times New Roman" w:eastAsia="Times New Roman" w:hAnsi="Times New Roman" w:cs="Times New Roman"/>
-          <w:sz w:val="28"/>
-          <w:szCs w:val="28"/>
-        </w:rPr>
-        <w:t xml:space="preserve">С целью визуального представления взаимодействия между системой и внешними участниками разрабатывается диаграмма вариантов использования. </w:t>
-      </w:r>
+        <w:t xml:space="preserve"> – Диаграмма вариантов использования</w:t>
+      </w:r>
+    </w:p>
+    <w:p>
+      <w:pPr>
+        <w:spacing w:after="0" w:line="360" w:lineRule="auto"/>
+        <w:ind w:firstLine="709"/>
+        <w:jc w:val="both"/>
+        <w:rPr>
+          <w:rFonts w:ascii="Times New Roman" w:eastAsia="Times New Roman" w:hAnsi="Times New Roman" w:cs="Times New Roman"/>
+          <w:sz w:val="28"/>
+          <w:szCs w:val="28"/>
+        </w:rPr>
+      </w:pPr>
+      <w:r>
+        <w:rPr>
+          <w:rFonts w:ascii="Times New Roman" w:eastAsia="Times New Roman" w:hAnsi="Times New Roman" w:cs="Times New Roman"/>
+          <w:sz w:val="28"/>
+          <w:szCs w:val="28"/>
+        </w:rPr>
+        <w:t>На представленной диаграмме вариантов использования отражены возможности различных типов пользователей платформы: гостя, авторизованного пользователя, пользователя с подпиской, модератора и администратора. Диаграмма демонстрирует структуру взаимодействия акторов с системой, а также взаимосвязь между основными и расширяющими сценариями.</w:t>
+      </w:r>
+    </w:p>
+    <w:p>
+      <w:pPr>
+        <w:spacing w:after="0" w:line="360" w:lineRule="auto"/>
+        <w:ind w:firstLine="709"/>
+        <w:jc w:val="both"/>
+        <w:rPr>
+          <w:rFonts w:ascii="Times New Roman" w:eastAsia="Times New Roman" w:hAnsi="Times New Roman" w:cs="Times New Roman"/>
+          <w:sz w:val="28"/>
+          <w:szCs w:val="28"/>
+        </w:rPr>
+      </w:pPr>
       <w:r>
         <w:rPr>
           <w:rFonts w:ascii="Times New Roman" w:eastAsia="Times New Roman" w:hAnsi="Times New Roman" w:cs="Times New Roman"/>
@@ -8373,298 +8450,6 @@
           <w:szCs w:val="28"/>
         </w:rPr>
         <w:lastRenderedPageBreak/>
-        <w:t>Данная схема отражает основные функции платформы, доступные различным категориям пользователей, а также роли, задействованные в их выполнении.</w:t>
-      </w:r>
-    </w:p>
-    <w:p>
-      <w:pPr>
-        <w:spacing w:after="0" w:line="360" w:lineRule="auto"/>
-        <w:ind w:firstLine="709"/>
-        <w:jc w:val="both"/>
-        <w:rPr>
-          <w:rFonts w:ascii="Times New Roman" w:eastAsia="Times New Roman" w:hAnsi="Times New Roman" w:cs="Times New Roman"/>
-          <w:sz w:val="28"/>
-          <w:szCs w:val="28"/>
-        </w:rPr>
-      </w:pPr>
-      <w:r>
-        <w:rPr>
-          <w:rFonts w:ascii="Times New Roman" w:eastAsia="Times New Roman" w:hAnsi="Times New Roman" w:cs="Times New Roman"/>
-          <w:sz w:val="28"/>
-          <w:szCs w:val="28"/>
-        </w:rPr>
-        <w:t>Диаграмма позволяет описать поведение системы с точки зрения внешнего взаимодействия, акцентируя внимание на функциональных возможностях, инициируемых гостями, авторизованными пользователями, подписчиками, модераторами, администраторами и внешними сервисами интеграции.</w:t>
-      </w:r>
-    </w:p>
-    <w:p>
-      <w:pPr>
-        <w:spacing w:after="0" w:line="360" w:lineRule="auto"/>
-        <w:ind w:firstLine="709"/>
-        <w:jc w:val="both"/>
-        <w:rPr>
-          <w:rFonts w:ascii="Times New Roman" w:eastAsia="Times New Roman" w:hAnsi="Times New Roman" w:cs="Times New Roman"/>
-          <w:sz w:val="28"/>
-          <w:szCs w:val="28"/>
-        </w:rPr>
-      </w:pPr>
-      <w:r>
-        <w:rPr>
-          <w:rFonts w:ascii="Times New Roman" w:eastAsia="Times New Roman" w:hAnsi="Times New Roman" w:cs="Times New Roman"/>
-          <w:sz w:val="28"/>
-          <w:szCs w:val="28"/>
-        </w:rPr>
-        <w:t>Использование диаграммы вариантов использования облегчает формализацию требований, предоставляя наглядное отображение всех поддерживаемых сценариев: просмотр статистики, участие в турнирах, управление клановой деятельностью, активация резервов, создание кастомных турниров и другие действия.</w:t>
-      </w:r>
-    </w:p>
-    <w:p>
-      <w:pPr>
-        <w:spacing w:after="0" w:line="360" w:lineRule="auto"/>
-        <w:ind w:firstLine="709"/>
-        <w:jc w:val="both"/>
-        <w:rPr>
-          <w:rFonts w:ascii="Times New Roman" w:eastAsia="Times New Roman" w:hAnsi="Times New Roman" w:cs="Times New Roman"/>
-          <w:sz w:val="28"/>
-          <w:szCs w:val="28"/>
-        </w:rPr>
-      </w:pPr>
-      <w:r>
-        <w:rPr>
-          <w:rFonts w:ascii="Times New Roman" w:eastAsia="Times New Roman" w:hAnsi="Times New Roman" w:cs="Times New Roman"/>
-          <w:sz w:val="28"/>
-          <w:szCs w:val="28"/>
-        </w:rPr>
-        <w:t>Графическое представление диаграммы вариантов использования существенно упрощает коммуникацию между участниками проекта, включая разработчиков, аналитиков, представителей управляющего состава и других заинтересованных сторон. Наглядная форма позволяет сформировать единое понимание функционального объёма системы, границ ответственности и логики взаимодействия пользователей с платформой. Чёткое разделение ролей и вариантов использования способствует выявлению пересечений прав доступа, зависимостей между модулями и потенциальных областей для оптимизации.</w:t>
-      </w:r>
-    </w:p>
-    <w:p>
-      <w:pPr>
-        <w:spacing w:after="0" w:line="360" w:lineRule="auto"/>
-        <w:ind w:firstLine="709"/>
-        <w:jc w:val="both"/>
-        <w:rPr>
-          <w:rFonts w:ascii="Times New Roman" w:eastAsia="Times New Roman" w:hAnsi="Times New Roman" w:cs="Times New Roman"/>
-          <w:sz w:val="28"/>
-          <w:szCs w:val="28"/>
-        </w:rPr>
-      </w:pPr>
-      <w:r>
-        <w:rPr>
-          <w:rFonts w:ascii="Times New Roman" w:eastAsia="Times New Roman" w:hAnsi="Times New Roman" w:cs="Times New Roman"/>
-          <w:sz w:val="28"/>
-          <w:szCs w:val="28"/>
-        </w:rPr>
-        <w:t>Применение диаграммы также позволяет зафиксировать границы разрабатываемой платформы, исключив внедрение несоответствующего функционала и обеспечив соответствие архитектуры первоначальным требованиям проекта.</w:t>
-      </w:r>
-    </w:p>
-    <w:p>
-      <w:pPr>
-        <w:spacing w:after="0" w:line="360" w:lineRule="auto"/>
-        <w:ind w:firstLine="709"/>
-        <w:jc w:val="both"/>
-        <w:rPr>
-          <w:rFonts w:ascii="Times New Roman" w:eastAsia="Times New Roman" w:hAnsi="Times New Roman" w:cs="Times New Roman"/>
-          <w:sz w:val="28"/>
-          <w:szCs w:val="28"/>
-        </w:rPr>
-      </w:pPr>
-      <w:r>
-        <w:rPr>
-          <w:rFonts w:ascii="Times New Roman" w:eastAsia="Times New Roman" w:hAnsi="Times New Roman" w:cs="Times New Roman"/>
-          <w:sz w:val="28"/>
-          <w:szCs w:val="28"/>
-        </w:rPr>
-        <w:t>Каждый вариант использования отражает конкретную пользовательскую цель и обладает определённой практической ценностью, что облегчает приоритизацию задач и реализацию системы поэтапно.</w:t>
-      </w:r>
-    </w:p>
-    <w:p>
-      <w:pPr>
-        <w:spacing w:after="0" w:line="360" w:lineRule="auto"/>
-        <w:ind w:firstLine="709"/>
-        <w:jc w:val="both"/>
-        <w:rPr>
-          <w:rFonts w:ascii="Times New Roman" w:eastAsia="Times New Roman" w:hAnsi="Times New Roman" w:cs="Times New Roman"/>
-          <w:sz w:val="28"/>
-          <w:szCs w:val="28"/>
-        </w:rPr>
-      </w:pPr>
-      <w:r>
-        <w:rPr>
-          <w:rFonts w:ascii="Times New Roman" w:eastAsia="Times New Roman" w:hAnsi="Times New Roman" w:cs="Times New Roman"/>
-          <w:sz w:val="28"/>
-          <w:szCs w:val="28"/>
-        </w:rPr>
-        <w:t>Диаграмма вариантов использования представлена на рисунке 15.</w:t>
-      </w:r>
-    </w:p>
-    <w:p>
-      <w:pPr>
-        <w:keepNext/>
-        <w:spacing w:after="0" w:line="360" w:lineRule="auto"/>
-        <w:jc w:val="center"/>
-      </w:pPr>
-      <w:r>
-        <w:rPr>
-          <w:rFonts w:ascii="Times New Roman" w:eastAsia="Times New Roman" w:hAnsi="Times New Roman" w:cs="Times New Roman"/>
-          <w:noProof/>
-          <w:sz w:val="28"/>
-          <w:szCs w:val="28"/>
-          <w:lang w:val="en-US"/>
-        </w:rPr>
-        <w:lastRenderedPageBreak/>
-        <w:drawing>
-          <wp:inline distT="0" distB="0" distL="0" distR="0" wp14:anchorId="2E8EC67A" wp14:editId="00FE2D77">
-            <wp:extent cx="4892040" cy="4892040"/>
-            <wp:effectExtent l="0" t="0" r="3810" b="3810"/>
-            <wp:docPr id="127" name="Рисунок 31"/>
-            <wp:cNvGraphicFramePr>
-              <a:graphicFrameLocks xmlns:a="http://schemas.openxmlformats.org/drawingml/2006/main" noChangeAspect="1"/>
-            </wp:cNvGraphicFramePr>
-            <a:graphic xmlns:a="http://schemas.openxmlformats.org/drawingml/2006/main">
-              <a:graphicData uri="http://schemas.openxmlformats.org/drawingml/2006/picture">
-                <pic:pic xmlns:pic="http://schemas.openxmlformats.org/drawingml/2006/picture">
-                  <pic:nvPicPr>
-                    <pic:cNvPr id="127" name="Рисунок 31"/>
-                    <pic:cNvPicPr>
-                      <a:picLocks noChangeAspect="1" noChangeArrowheads="1"/>
-                    </pic:cNvPicPr>
-                  </pic:nvPicPr>
-                  <pic:blipFill>
-                    <a:blip r:embed="rId23" cstate="print">
-                      <a:extLst>
-                        <a:ext uri="{28A0092B-C50C-407E-A947-70E740481C1C}">
-                          <a14:useLocalDpi xmlns:a14="http://schemas.microsoft.com/office/drawing/2010/main" val="0"/>
-                        </a:ext>
-                      </a:extLst>
-                    </a:blip>
-                    <a:stretch>
-                      <a:fillRect/>
-                    </a:stretch>
-                  </pic:blipFill>
-                  <pic:spPr bwMode="auto">
-                    <a:xfrm>
-                      <a:off x="0" y="0"/>
-                      <a:ext cx="4892040" cy="4892040"/>
-                    </a:xfrm>
-                    <a:prstGeom prst="rect">
-                      <a:avLst/>
-                    </a:prstGeom>
-                    <a:noFill/>
-                    <a:ln>
-                      <a:noFill/>
-                    </a:ln>
-                  </pic:spPr>
-                </pic:pic>
-              </a:graphicData>
-            </a:graphic>
-          </wp:inline>
-        </w:drawing>
-      </w:r>
-    </w:p>
-    <w:p>
-      <w:pPr>
-        <w:spacing w:after="200" w:line="240" w:lineRule="auto"/>
-        <w:jc w:val="center"/>
-        <w:rPr>
-          <w:rFonts w:ascii="Times New Roman" w:eastAsia="Times New Roman" w:hAnsi="Times New Roman" w:cs="Times New Roman"/>
-          <w:sz w:val="44"/>
-          <w:szCs w:val="44"/>
-        </w:rPr>
-      </w:pPr>
-      <w:r>
-        <w:rPr>
-          <w:rFonts w:ascii="Times New Roman" w:hAnsi="Times New Roman" w:cs="Times New Roman"/>
-          <w:sz w:val="28"/>
-          <w:szCs w:val="28"/>
-        </w:rPr>
-        <w:t xml:space="preserve">Рисунок </w:t>
-      </w:r>
-      <w:r>
-        <w:rPr>
-          <w:rFonts w:ascii="Times New Roman" w:hAnsi="Times New Roman" w:cs="Times New Roman"/>
-          <w:sz w:val="28"/>
-          <w:szCs w:val="28"/>
-        </w:rPr>
-        <w:fldChar w:fldCharType="begin"/>
-      </w:r>
-      <w:r>
-        <w:rPr>
-          <w:rFonts w:ascii="Times New Roman" w:hAnsi="Times New Roman" w:cs="Times New Roman"/>
-          <w:sz w:val="28"/>
-          <w:szCs w:val="28"/>
-        </w:rPr>
-        <w:instrText xml:space="preserve"> SEQ Рисунок \* ARABIC </w:instrText>
-      </w:r>
-      <w:r>
-        <w:rPr>
-          <w:rFonts w:ascii="Times New Roman" w:hAnsi="Times New Roman" w:cs="Times New Roman"/>
-          <w:sz w:val="28"/>
-          <w:szCs w:val="28"/>
-        </w:rPr>
-        <w:fldChar w:fldCharType="separate"/>
-      </w:r>
-      <w:r>
-        <w:rPr>
-          <w:rFonts w:ascii="Times New Roman" w:hAnsi="Times New Roman" w:cs="Times New Roman"/>
-          <w:noProof/>
-          <w:sz w:val="28"/>
-          <w:szCs w:val="28"/>
-        </w:rPr>
-        <w:t>15</w:t>
-      </w:r>
-      <w:r>
-        <w:rPr>
-          <w:rFonts w:ascii="Times New Roman" w:hAnsi="Times New Roman" w:cs="Times New Roman"/>
-          <w:sz w:val="28"/>
-          <w:szCs w:val="28"/>
-        </w:rPr>
-        <w:fldChar w:fldCharType="end"/>
-      </w:r>
-      <w:r>
-        <w:rPr>
-          <w:rFonts w:ascii="Times New Roman" w:hAnsi="Times New Roman" w:cs="Times New Roman"/>
-          <w:sz w:val="28"/>
-          <w:szCs w:val="28"/>
-        </w:rPr>
-        <w:t xml:space="preserve"> – Диаграмма вариантов использования</w:t>
-      </w:r>
-    </w:p>
-    <w:p>
-      <w:pPr>
-        <w:spacing w:after="0" w:line="360" w:lineRule="auto"/>
-        <w:ind w:firstLine="709"/>
-        <w:jc w:val="both"/>
-        <w:rPr>
-          <w:rFonts w:ascii="Times New Roman" w:eastAsia="Times New Roman" w:hAnsi="Times New Roman" w:cs="Times New Roman"/>
-          <w:sz w:val="28"/>
-          <w:szCs w:val="28"/>
-        </w:rPr>
-      </w:pPr>
-      <w:r>
-        <w:rPr>
-          <w:rFonts w:ascii="Times New Roman" w:eastAsia="Times New Roman" w:hAnsi="Times New Roman" w:cs="Times New Roman"/>
-          <w:sz w:val="28"/>
-          <w:szCs w:val="28"/>
-        </w:rPr>
-        <w:t>На представленной диаграмме вариантов использования отражены возможности различных типов пользователей платформы: гостя, авторизованного пользователя, пользователя с подпиской, модератора и администратора. Диаграмма демонстрирует структуру взаимодействия акторов с системой, а также взаимосвязь между основными и расширяющими сценариями.</w:t>
-      </w:r>
-    </w:p>
-    <w:p>
-      <w:pPr>
-        <w:spacing w:after="0" w:line="360" w:lineRule="auto"/>
-        <w:ind w:firstLine="709"/>
-        <w:jc w:val="both"/>
-        <w:rPr>
-          <w:rFonts w:ascii="Times New Roman" w:eastAsia="Times New Roman" w:hAnsi="Times New Roman" w:cs="Times New Roman"/>
-          <w:sz w:val="28"/>
-          <w:szCs w:val="28"/>
-        </w:rPr>
-      </w:pPr>
-      <w:r>
-        <w:rPr>
-          <w:rFonts w:ascii="Times New Roman" w:eastAsia="Times New Roman" w:hAnsi="Times New Roman" w:cs="Times New Roman"/>
-          <w:sz w:val="28"/>
-          <w:szCs w:val="28"/>
-        </w:rPr>
         <w:t>Гость обладает базовым набором возможностей, доступных без регистрации. Он может:</w:t>
       </w:r>
     </w:p>
@@ -8815,7 +8600,6 @@
           <w:sz w:val="28"/>
           <w:szCs w:val="28"/>
         </w:rPr>
-        <w:lastRenderedPageBreak/>
         <w:t>осуществлять регистрацию и авторизацию;</w:t>
       </w:r>
     </w:p>
@@ -9134,6 +8918,7 @@
           <w:sz w:val="28"/>
           <w:szCs w:val="28"/>
         </w:rPr>
+        <w:lastRenderedPageBreak/>
         <w:t>участие в эпических и легендарных турнирах;</w:t>
       </w:r>
     </w:p>
@@ -9272,7 +9057,6 @@
           <w:sz w:val="28"/>
           <w:szCs w:val="28"/>
         </w:rPr>
-        <w:lastRenderedPageBreak/>
         <w:t>Данные функции реализованы как дополнительные варианты использования, расширяющие базовый функционал авторизованного пользователя.</w:t>
       </w:r>
     </w:p>
@@ -9613,7 +9397,16 @@
           <w:sz w:val="28"/>
           <w:szCs w:val="28"/>
         </w:rPr>
-        <w:t>Таким образом, администратор осуществляет стратегическое управление платформой, контролируя турнирную систему, права доступа и телеметрию. Эта роль обеспечивает стабильность функционирования ресурса и его развитие в соответствии с целями клановой структуры.</w:t>
+        <w:t xml:space="preserve">Таким образом, администратор осуществляет стратегическое управление платформой, контролируя турнирную систему, права доступа и телеметрию. Эта </w:t>
+      </w:r>
+      <w:r>
+        <w:rPr>
+          <w:rFonts w:ascii="Times New Roman" w:eastAsia="Times New Roman" w:hAnsi="Times New Roman" w:cs="Times New Roman"/>
+          <w:sz w:val="28"/>
+          <w:szCs w:val="28"/>
+        </w:rPr>
+        <w:lastRenderedPageBreak/>
+        <w:t>роль обеспечивает стабильность функционирования ресурса и его развитие в соответствии с целями клановой структуры.</w:t>
       </w:r>
     </w:p>
     <w:p>
@@ -9653,7 +9446,6 @@
           <w:sz w:val="28"/>
           <w:szCs w:val="28"/>
         </w:rPr>
-        <w:lastRenderedPageBreak/>
         <w:t>Одним из ключевых аспектов является выбор доменного имени, обеспечивающего узнаваемость проекта, удобство доступа и соответствие его тематике.</w:t>
       </w:r>
     </w:p>
@@ -9974,6 +9766,7 @@
           <w:sz w:val="28"/>
           <w:szCs w:val="28"/>
         </w:rPr>
+        <w:lastRenderedPageBreak/>
         <w:t xml:space="preserve">Проведённый анализ с использованием сервиса WHOIS подтвердил доступность доменного имени </w:t>
       </w:r>
       <w:r>
@@ -10050,7 +9843,6 @@
           <w:sz w:val="32"/>
           <w:szCs w:val="32"/>
         </w:rPr>
-        <w:lastRenderedPageBreak/>
         <w:t>1.</w:t>
       </w:r>
       <w:r>
@@ -10210,7 +10002,16 @@
           <w:sz w:val="28"/>
           <w:szCs w:val="28"/>
         </w:rPr>
-        <w:t>Критерием качества является удобство использования. Интерфейс должен быть интуитивно понятным, логично структурированным и адаптированным под различные уровни доступа (гость, пользователь, подписчик, модератор, администратор). Навигация должна обеспечивать быстрый доступ к статистике, турнирам и клановому функционалу.</w:t>
+        <w:t xml:space="preserve">Критерием качества является удобство использования. Интерфейс должен быть интуитивно понятным, логично структурированным и адаптированным под </w:t>
+      </w:r>
+      <w:r>
+        <w:rPr>
+          <w:rFonts w:ascii="Times New Roman" w:eastAsia="Times New Roman" w:hAnsi="Times New Roman" w:cs="Times New Roman"/>
+          <w:sz w:val="28"/>
+          <w:szCs w:val="28"/>
+        </w:rPr>
+        <w:lastRenderedPageBreak/>
+        <w:t>различные уровни доступа (гость, пользователь, подписчик, модератор, администратор). Навигация должна обеспечивать быстрый доступ к статистике, турнирам и клановому функционалу.</w:t>
       </w:r>
     </w:p>
     <w:p>
@@ -10250,8 +10051,205 @@
           <w:sz w:val="28"/>
           <w:szCs w:val="28"/>
         </w:rPr>
-        <w:t xml:space="preserve">Скорость загрузки страниц, отзывчивость интерфейса и минимизация количества действий для выполнения целевых операций (например, участие в </w:t>
-      </w:r>
+        <w:t>Скорость загрузки страниц, отзывчивость интерфейса и минимизация количества действий для выполнения целевых операций (например, участие в турнире или активация резерва) являются важными показателями качества пользовательского опыта.</w:t>
+      </w:r>
+    </w:p>
+    <w:p>
+      <w:pPr>
+        <w:spacing w:after="0" w:line="360" w:lineRule="auto"/>
+        <w:ind w:firstLine="709"/>
+        <w:jc w:val="both"/>
+        <w:rPr>
+          <w:rFonts w:ascii="Times New Roman" w:eastAsia="Times New Roman" w:hAnsi="Times New Roman" w:cs="Times New Roman"/>
+          <w:sz w:val="28"/>
+          <w:szCs w:val="28"/>
+        </w:rPr>
+      </w:pPr>
+      <w:r>
+        <w:rPr>
+          <w:rFonts w:ascii="Times New Roman" w:eastAsia="Times New Roman" w:hAnsi="Times New Roman" w:cs="Times New Roman"/>
+          <w:sz w:val="28"/>
+          <w:szCs w:val="28"/>
+        </w:rPr>
+        <w:t xml:space="preserve">Технические требования предусматривают использование современных </w:t>
+      </w:r>
+      <w:r>
+        <w:rPr>
+          <w:rFonts w:ascii="Times New Roman" w:eastAsia="Times New Roman" w:hAnsi="Times New Roman" w:cs="Times New Roman"/>
+          <w:sz w:val="28"/>
+          <w:szCs w:val="28"/>
+        </w:rPr>
+        <w:br/>
+      </w:r>
+      <w:r>
+        <w:rPr>
+          <w:rFonts w:ascii="Times New Roman" w:eastAsia="Times New Roman" w:hAnsi="Times New Roman" w:cs="Times New Roman"/>
+          <w:sz w:val="28"/>
+          <w:szCs w:val="28"/>
+        </w:rPr>
+        <w:t>веб-технологий, поддержку масштабируемой архитектуры, модульность системы и возможность дальнейшего расширения функционала.</w:t>
+      </w:r>
+    </w:p>
+    <w:p>
+      <w:pPr>
+        <w:spacing w:after="0" w:line="360" w:lineRule="auto"/>
+        <w:ind w:firstLine="709"/>
+        <w:jc w:val="both"/>
+        <w:rPr>
+          <w:rFonts w:ascii="Times New Roman" w:eastAsia="Times New Roman" w:hAnsi="Times New Roman" w:cs="Times New Roman"/>
+          <w:sz w:val="28"/>
+          <w:szCs w:val="28"/>
+        </w:rPr>
+      </w:pPr>
+      <w:r>
+        <w:rPr>
+          <w:rFonts w:ascii="Times New Roman" w:eastAsia="Times New Roman" w:hAnsi="Times New Roman" w:cs="Times New Roman"/>
+          <w:sz w:val="28"/>
+          <w:szCs w:val="28"/>
+        </w:rPr>
+        <w:t xml:space="preserve">Клиентская часть веб-приложения реализуется с использованием библиотеки </w:t>
+      </w:r>
+      <w:proofErr w:type="spellStart"/>
+      <w:r>
+        <w:rPr>
+          <w:rFonts w:ascii="Times New Roman" w:eastAsia="Times New Roman" w:hAnsi="Times New Roman" w:cs="Times New Roman"/>
+          <w:sz w:val="28"/>
+          <w:szCs w:val="28"/>
+        </w:rPr>
+        <w:t>React</w:t>
+      </w:r>
+      <w:proofErr w:type="spellEnd"/>
+      <w:r>
+        <w:rPr>
+          <w:rFonts w:ascii="Times New Roman" w:eastAsia="Times New Roman" w:hAnsi="Times New Roman" w:cs="Times New Roman"/>
+          <w:sz w:val="28"/>
+          <w:szCs w:val="28"/>
+        </w:rPr>
+        <w:t xml:space="preserve">, обеспечивающей динамическую отрисовку интерфейса, компонентный подход к разработке и высокую производительность при обновлении данных. Для организации маршрутизации внутри приложения применяется </w:t>
+      </w:r>
+      <w:proofErr w:type="spellStart"/>
+      <w:r>
+        <w:rPr>
+          <w:rFonts w:ascii="Times New Roman" w:eastAsia="Times New Roman" w:hAnsi="Times New Roman" w:cs="Times New Roman"/>
+          <w:sz w:val="28"/>
+          <w:szCs w:val="28"/>
+        </w:rPr>
+        <w:t>React</w:t>
+      </w:r>
+      <w:proofErr w:type="spellEnd"/>
+      <w:r>
+        <w:rPr>
+          <w:rFonts w:ascii="Times New Roman" w:eastAsia="Times New Roman" w:hAnsi="Times New Roman" w:cs="Times New Roman"/>
+          <w:sz w:val="28"/>
+          <w:szCs w:val="28"/>
+        </w:rPr>
+        <w:t xml:space="preserve"> </w:t>
+      </w:r>
+      <w:proofErr w:type="spellStart"/>
+      <w:r>
+        <w:rPr>
+          <w:rFonts w:ascii="Times New Roman" w:eastAsia="Times New Roman" w:hAnsi="Times New Roman" w:cs="Times New Roman"/>
+          <w:sz w:val="28"/>
+          <w:szCs w:val="28"/>
+        </w:rPr>
+        <w:t>Router</w:t>
+      </w:r>
+      <w:proofErr w:type="spellEnd"/>
+      <w:r>
+        <w:rPr>
+          <w:rFonts w:ascii="Times New Roman" w:eastAsia="Times New Roman" w:hAnsi="Times New Roman" w:cs="Times New Roman"/>
+          <w:sz w:val="28"/>
+          <w:szCs w:val="28"/>
+        </w:rPr>
+        <w:t>, позволяющий реализовать навигацию без полной перезагрузки страниц и формировать структуру одностраничного приложения (SPA).</w:t>
+      </w:r>
+    </w:p>
+    <w:p>
+      <w:pPr>
+        <w:spacing w:after="0" w:line="360" w:lineRule="auto"/>
+        <w:ind w:firstLine="709"/>
+        <w:jc w:val="both"/>
+        <w:rPr>
+          <w:rFonts w:ascii="Times New Roman" w:eastAsia="Times New Roman" w:hAnsi="Times New Roman" w:cs="Times New Roman"/>
+          <w:sz w:val="28"/>
+          <w:szCs w:val="28"/>
+        </w:rPr>
+      </w:pPr>
+      <w:r>
+        <w:rPr>
+          <w:rFonts w:ascii="Times New Roman" w:eastAsia="Times New Roman" w:hAnsi="Times New Roman" w:cs="Times New Roman"/>
+          <w:sz w:val="28"/>
+          <w:szCs w:val="28"/>
+        </w:rPr>
+        <w:t>Серверная часть построена на платформе ASP.NET, обеспечивающей обработку HTTP-запросов, реализацию бизнес-логики, авторизацию пользователей и взаимодействие с базой данных. Обмен данными между клиентской и серверной частями осуществляется через API, что обеспечивает разделение ответственности и масштабируемость архитектуры.</w:t>
+      </w:r>
+    </w:p>
+    <w:p>
+      <w:pPr>
+        <w:spacing w:after="0" w:line="360" w:lineRule="auto"/>
+        <w:ind w:firstLine="709"/>
+        <w:jc w:val="both"/>
+        <w:rPr>
+          <w:rFonts w:ascii="Times New Roman" w:eastAsia="Times New Roman" w:hAnsi="Times New Roman" w:cs="Times New Roman"/>
+          <w:sz w:val="28"/>
+          <w:szCs w:val="28"/>
+        </w:rPr>
+      </w:pPr>
+      <w:r>
+        <w:rPr>
+          <w:rFonts w:ascii="Times New Roman" w:eastAsia="Times New Roman" w:hAnsi="Times New Roman" w:cs="Times New Roman"/>
+          <w:sz w:val="28"/>
+          <w:szCs w:val="28"/>
+        </w:rPr>
+        <w:t>В качестве системы управления базами данных используется Microsoft SQL Server (M</w:t>
+      </w:r>
+      <w:r>
+        <w:rPr>
+          <w:rFonts w:ascii="Times New Roman" w:eastAsia="Times New Roman" w:hAnsi="Times New Roman" w:cs="Times New Roman"/>
+          <w:sz w:val="28"/>
+          <w:szCs w:val="28"/>
+          <w:lang w:val="en-US"/>
+        </w:rPr>
+        <w:t>S</w:t>
+      </w:r>
+      <w:r>
+        <w:rPr>
+          <w:rFonts w:ascii="Times New Roman" w:eastAsia="Times New Roman" w:hAnsi="Times New Roman" w:cs="Times New Roman"/>
+          <w:sz w:val="28"/>
+          <w:szCs w:val="28"/>
+        </w:rPr>
+        <w:t xml:space="preserve">SQL), гарантирующая надёжное хранение и обработку структурированных данных. Для взаимодействия с базой данных применяется технология </w:t>
+      </w:r>
+      <w:proofErr w:type="spellStart"/>
+      <w:r>
+        <w:rPr>
+          <w:rFonts w:ascii="Times New Roman" w:eastAsia="Times New Roman" w:hAnsi="Times New Roman" w:cs="Times New Roman"/>
+          <w:sz w:val="28"/>
+          <w:szCs w:val="28"/>
+        </w:rPr>
+        <w:t>Entity</w:t>
+      </w:r>
+      <w:proofErr w:type="spellEnd"/>
+      <w:r>
+        <w:rPr>
+          <w:rFonts w:ascii="Times New Roman" w:eastAsia="Times New Roman" w:hAnsi="Times New Roman" w:cs="Times New Roman"/>
+          <w:sz w:val="28"/>
+          <w:szCs w:val="28"/>
+        </w:rPr>
+        <w:t xml:space="preserve"> Framework, выступающая в роли ORM-инструмента и обеспечивающая работу с данными через объектную модель без необходимости написания большого количества SQL-запросов.</w:t>
+      </w:r>
+    </w:p>
+    <w:p>
+      <w:pPr>
+        <w:spacing w:after="0" w:line="360" w:lineRule="auto"/>
+        <w:ind w:firstLine="709"/>
+        <w:jc w:val="both"/>
+        <w:rPr>
+          <w:rFonts w:ascii="Times New Roman" w:eastAsia="Times New Roman" w:hAnsi="Times New Roman" w:cs="Times New Roman"/>
+          <w:sz w:val="28"/>
+          <w:szCs w:val="28"/>
+        </w:rPr>
+      </w:pPr>
       <w:r>
         <w:rPr>
           <w:rFonts w:ascii="Times New Roman" w:eastAsia="Times New Roman" w:hAnsi="Times New Roman" w:cs="Times New Roman"/>
@@ -10259,63 +10257,27 @@
           <w:szCs w:val="28"/>
         </w:rPr>
         <w:lastRenderedPageBreak/>
-        <w:t>турнире или активация резерва) являются важными показателями качества пользовательского опыта.</w:t>
-      </w:r>
-    </w:p>
-    <w:p>
-      <w:pPr>
-        <w:spacing w:after="0" w:line="360" w:lineRule="auto"/>
-        <w:ind w:firstLine="709"/>
-        <w:jc w:val="both"/>
-        <w:rPr>
-          <w:rFonts w:ascii="Times New Roman" w:eastAsia="Times New Roman" w:hAnsi="Times New Roman" w:cs="Times New Roman"/>
-          <w:sz w:val="28"/>
-          <w:szCs w:val="28"/>
-        </w:rPr>
-      </w:pPr>
-      <w:r>
-        <w:rPr>
-          <w:rFonts w:ascii="Times New Roman" w:eastAsia="Times New Roman" w:hAnsi="Times New Roman" w:cs="Times New Roman"/>
-          <w:sz w:val="28"/>
-          <w:szCs w:val="28"/>
-        </w:rPr>
-        <w:t xml:space="preserve">Технические требования предусматривают использование современных </w:t>
-      </w:r>
-      <w:r>
-        <w:rPr>
-          <w:rFonts w:ascii="Times New Roman" w:eastAsia="Times New Roman" w:hAnsi="Times New Roman" w:cs="Times New Roman"/>
-          <w:sz w:val="28"/>
-          <w:szCs w:val="28"/>
-        </w:rPr>
-        <w:br/>
-      </w:r>
-      <w:r>
-        <w:rPr>
-          <w:rFonts w:ascii="Times New Roman" w:eastAsia="Times New Roman" w:hAnsi="Times New Roman" w:cs="Times New Roman"/>
-          <w:sz w:val="28"/>
-          <w:szCs w:val="28"/>
-        </w:rPr>
-        <w:t>веб-технологий, поддержку масштабируемой архитектуры, модульность системы и возможность дальнейшего расширения функционала.</w:t>
-      </w:r>
-    </w:p>
-    <w:p>
-      <w:pPr>
-        <w:spacing w:after="0" w:line="360" w:lineRule="auto"/>
-        <w:ind w:firstLine="709"/>
-        <w:jc w:val="both"/>
-        <w:rPr>
-          <w:rFonts w:ascii="Times New Roman" w:eastAsia="Times New Roman" w:hAnsi="Times New Roman" w:cs="Times New Roman"/>
-          <w:sz w:val="28"/>
-          <w:szCs w:val="28"/>
-        </w:rPr>
-      </w:pPr>
-      <w:r>
-        <w:rPr>
-          <w:rFonts w:ascii="Times New Roman" w:eastAsia="Times New Roman" w:hAnsi="Times New Roman" w:cs="Times New Roman"/>
-          <w:sz w:val="28"/>
-          <w:szCs w:val="28"/>
-        </w:rPr>
-        <w:t xml:space="preserve">Клиентская часть веб-приложения реализуется с использованием библиотеки </w:t>
+        <w:t>Разметка пользовательского интерфейса реализуется с использованием HTML, который формирует структуру веб-страниц и определяет иерархию элементов интерфейса.</w:t>
+      </w:r>
+    </w:p>
+    <w:p>
+      <w:pPr>
+        <w:spacing w:after="0" w:line="360" w:lineRule="auto"/>
+        <w:ind w:firstLine="709"/>
+        <w:jc w:val="both"/>
+        <w:rPr>
+          <w:rFonts w:ascii="Times New Roman" w:eastAsia="Times New Roman" w:hAnsi="Times New Roman" w:cs="Times New Roman"/>
+          <w:sz w:val="28"/>
+          <w:szCs w:val="28"/>
+        </w:rPr>
+      </w:pPr>
+      <w:r>
+        <w:rPr>
+          <w:rFonts w:ascii="Times New Roman" w:eastAsia="Times New Roman" w:hAnsi="Times New Roman" w:cs="Times New Roman"/>
+          <w:sz w:val="28"/>
+          <w:szCs w:val="28"/>
+        </w:rPr>
+        <w:t xml:space="preserve">Для стилизации и визуального оформления используется CSS с применением препроцессора SCSS, позволяющего структурировать стили, использовать вложенность, переменные и повторно используемые элементы. Это обеспечивает </w:t>
       </w:r>
       <w:proofErr w:type="spellStart"/>
       <w:r>
@@ -10324,6 +10286,44 @@
           <w:sz w:val="28"/>
           <w:szCs w:val="28"/>
         </w:rPr>
+        <w:t>поддерживаемость</w:t>
+      </w:r>
+      <w:proofErr w:type="spellEnd"/>
+      <w:r>
+        <w:rPr>
+          <w:rFonts w:ascii="Times New Roman" w:eastAsia="Times New Roman" w:hAnsi="Times New Roman" w:cs="Times New Roman"/>
+          <w:sz w:val="28"/>
+          <w:szCs w:val="28"/>
+        </w:rPr>
+        <w:t xml:space="preserve"> и масштабируемость системы стилей.</w:t>
+      </w:r>
+    </w:p>
+    <w:p>
+      <w:pPr>
+        <w:spacing w:after="0" w:line="360" w:lineRule="auto"/>
+        <w:ind w:firstLine="709"/>
+        <w:jc w:val="both"/>
+        <w:rPr>
+          <w:rFonts w:ascii="Times New Roman" w:eastAsia="Times New Roman" w:hAnsi="Times New Roman" w:cs="Times New Roman"/>
+          <w:sz w:val="28"/>
+          <w:szCs w:val="28"/>
+        </w:rPr>
+      </w:pPr>
+      <w:r>
+        <w:rPr>
+          <w:rFonts w:ascii="Times New Roman" w:eastAsia="Times New Roman" w:hAnsi="Times New Roman" w:cs="Times New Roman"/>
+          <w:sz w:val="28"/>
+          <w:szCs w:val="28"/>
+        </w:rPr>
+        <w:t xml:space="preserve">Интерактивность интерфейса и обработка пользовательских действий реализуются средствами JavaScript в рамках экосистемы </w:t>
+      </w:r>
+      <w:proofErr w:type="spellStart"/>
+      <w:r>
+        <w:rPr>
+          <w:rFonts w:ascii="Times New Roman" w:eastAsia="Times New Roman" w:hAnsi="Times New Roman" w:cs="Times New Roman"/>
+          <w:sz w:val="28"/>
+          <w:szCs w:val="28"/>
+        </w:rPr>
         <w:t>React</w:t>
       </w:r>
       <w:proofErr w:type="spellEnd"/>
@@ -10333,8 +10333,40 @@
           <w:sz w:val="28"/>
           <w:szCs w:val="28"/>
         </w:rPr>
-        <w:t xml:space="preserve">, обеспечивающей динамическую отрисовку интерфейса, компонентный подход к разработке и высокую производительность при обновлении данных. Для организации маршрутизации внутри приложения применяется </w:t>
-      </w:r>
+        <w:t>. Это позволяет выполнять асинхронные запросы к серверу, обновлять данные без перезагрузки страницы и обеспечивать динамическое отображение информации.</w:t>
+      </w:r>
+    </w:p>
+    <w:p>
+      <w:pPr>
+        <w:spacing w:after="0" w:line="360" w:lineRule="auto"/>
+        <w:ind w:firstLine="709"/>
+        <w:jc w:val="both"/>
+        <w:rPr>
+          <w:rFonts w:ascii="Times New Roman" w:eastAsia="Times New Roman" w:hAnsi="Times New Roman" w:cs="Times New Roman"/>
+          <w:sz w:val="28"/>
+          <w:szCs w:val="28"/>
+        </w:rPr>
+      </w:pPr>
+      <w:r>
+        <w:rPr>
+          <w:rFonts w:ascii="Times New Roman" w:eastAsia="Times New Roman" w:hAnsi="Times New Roman" w:cs="Times New Roman"/>
+          <w:sz w:val="28"/>
+          <w:szCs w:val="28"/>
+        </w:rPr>
+        <w:t>ASP.NET используется в качестве платформы для реализации серверной части приложения. Данная технология обеспечивает обработку HTTP-запросов, реализацию бизнес-логики, управление авторизацией и взаимодействие с базой данных. Использование ASP.NET позволяет создавать надёжные и масштабируемые серверные решения с высокой производительностью и поддержкой современной архитектуры API.</w:t>
+      </w:r>
+    </w:p>
+    <w:p>
+      <w:pPr>
+        <w:spacing w:after="0" w:line="360" w:lineRule="auto"/>
+        <w:ind w:firstLine="709"/>
+        <w:jc w:val="both"/>
+        <w:rPr>
+          <w:rFonts w:ascii="Times New Roman" w:eastAsia="Times New Roman" w:hAnsi="Times New Roman" w:cs="Times New Roman"/>
+          <w:sz w:val="28"/>
+          <w:szCs w:val="28"/>
+        </w:rPr>
+      </w:pPr>
       <w:proofErr w:type="spellStart"/>
       <w:r>
         <w:rPr>
@@ -10351,8 +10383,40 @@
           <w:sz w:val="28"/>
           <w:szCs w:val="28"/>
         </w:rPr>
-        <w:t xml:space="preserve"> </w:t>
-      </w:r>
+        <w:t xml:space="preserve"> применяется для построения клиентской части веб-приложения. Данная библиотека основана на компонентном подходе, что позволяет разбивать интерфейс на независимые переиспользуемые элементы. Использование виртуального DOM и механизмов управления состоянием обеспечивает быструю и эффективную отрисовку пользовательского интерфейса, а также плавное обновление данных без полной перезагрузки страницы.</w:t>
+      </w:r>
+    </w:p>
+    <w:p>
+      <w:pPr>
+        <w:spacing w:after="0" w:line="360" w:lineRule="auto"/>
+        <w:ind w:firstLine="709"/>
+        <w:jc w:val="both"/>
+        <w:rPr>
+          <w:rFonts w:ascii="Times New Roman" w:eastAsia="Times New Roman" w:hAnsi="Times New Roman" w:cs="Times New Roman"/>
+          <w:sz w:val="28"/>
+          <w:szCs w:val="28"/>
+        </w:rPr>
+      </w:pPr>
+      <w:r>
+        <w:rPr>
+          <w:rFonts w:ascii="Times New Roman" w:eastAsia="Times New Roman" w:hAnsi="Times New Roman" w:cs="Times New Roman"/>
+          <w:sz w:val="28"/>
+          <w:szCs w:val="28"/>
+        </w:rPr>
+        <w:t>ASP.NET Web API используется для организации серверной маршрутизации и обработки запросов. Контроллеры обеспечивают приём, обработку и возврат данных клиентской части, реализуя взаимодействие по REST-принципам.</w:t>
+      </w:r>
+    </w:p>
+    <w:p>
+      <w:pPr>
+        <w:spacing w:after="0" w:line="360" w:lineRule="auto"/>
+        <w:ind w:firstLine="709"/>
+        <w:jc w:val="both"/>
+        <w:rPr>
+          <w:rFonts w:ascii="Times New Roman" w:eastAsia="Times New Roman" w:hAnsi="Times New Roman" w:cs="Times New Roman"/>
+          <w:sz w:val="28"/>
+          <w:szCs w:val="28"/>
+        </w:rPr>
+      </w:pPr>
       <w:proofErr w:type="spellStart"/>
       <w:r>
         <w:rPr>
@@ -10360,7 +10424,7 @@
           <w:sz w:val="28"/>
           <w:szCs w:val="28"/>
         </w:rPr>
-        <w:t>Router</w:t>
+        <w:t>Axios</w:t>
       </w:r>
       <w:proofErr w:type="spellEnd"/>
       <w:r>
@@ -10369,566 +10433,285 @@
           <w:sz w:val="28"/>
           <w:szCs w:val="28"/>
         </w:rPr>
-        <w:t>, позволяющий реализовать навигацию без полной перезагрузки страниц и формировать структуру одностраничного приложения (SPA).</w:t>
-      </w:r>
-    </w:p>
-    <w:p>
-      <w:pPr>
-        <w:spacing w:after="0" w:line="360" w:lineRule="auto"/>
-        <w:ind w:firstLine="709"/>
-        <w:jc w:val="both"/>
-        <w:rPr>
-          <w:rFonts w:ascii="Times New Roman" w:eastAsia="Times New Roman" w:hAnsi="Times New Roman" w:cs="Times New Roman"/>
-          <w:sz w:val="28"/>
-          <w:szCs w:val="28"/>
-        </w:rPr>
-      </w:pPr>
-      <w:r>
-        <w:rPr>
-          <w:rFonts w:ascii="Times New Roman" w:eastAsia="Times New Roman" w:hAnsi="Times New Roman" w:cs="Times New Roman"/>
-          <w:sz w:val="28"/>
-          <w:szCs w:val="28"/>
-        </w:rPr>
-        <w:t>Серверная часть построена на платформе ASP.NET, обеспечивающей обработку HTTP-запросов, реализацию бизнес-логики, авторизацию пользователей и взаимодействие с базой данных. Обмен данными между клиентской и серверной частями осуществляется через API, что обеспечивает разделение ответственности и масштабируемость архитектуры.</w:t>
-      </w:r>
-    </w:p>
-    <w:p>
-      <w:pPr>
-        <w:spacing w:after="0" w:line="360" w:lineRule="auto"/>
-        <w:ind w:firstLine="709"/>
-        <w:jc w:val="both"/>
-        <w:rPr>
-          <w:rFonts w:ascii="Times New Roman" w:eastAsia="Times New Roman" w:hAnsi="Times New Roman" w:cs="Times New Roman"/>
-          <w:sz w:val="28"/>
-          <w:szCs w:val="28"/>
-        </w:rPr>
-      </w:pPr>
-      <w:r>
-        <w:rPr>
-          <w:rFonts w:ascii="Times New Roman" w:eastAsia="Times New Roman" w:hAnsi="Times New Roman" w:cs="Times New Roman"/>
-          <w:sz w:val="28"/>
-          <w:szCs w:val="28"/>
-        </w:rPr>
-        <w:t>В качестве системы управления базами данных используется Microsoft SQL Server (M</w:t>
-      </w:r>
-      <w:r>
-        <w:rPr>
-          <w:rFonts w:ascii="Times New Roman" w:eastAsia="Times New Roman" w:hAnsi="Times New Roman" w:cs="Times New Roman"/>
+        <w:t xml:space="preserve"> используется на клиентской стороне для выполнения HTTP-запросов к серверному API. Данный инструмент обеспечивает обмен данными между </w:t>
+      </w:r>
+      <w:r>
+        <w:rPr>
+          <w:rFonts w:ascii="Times New Roman" w:eastAsia="Times New Roman" w:hAnsi="Times New Roman" w:cs="Times New Roman"/>
+          <w:sz w:val="28"/>
+          <w:szCs w:val="28"/>
+        </w:rPr>
+        <w:lastRenderedPageBreak/>
+        <w:t>фронтендом и бэкендом, включая получение статистики, отправку форм и обновление информации без перезагрузки страницы.</w:t>
+      </w:r>
+    </w:p>
+    <w:p>
+      <w:pPr>
+        <w:spacing w:after="0" w:line="360" w:lineRule="auto"/>
+        <w:ind w:firstLine="709"/>
+        <w:jc w:val="both"/>
+        <w:rPr>
+          <w:rFonts w:ascii="Times New Roman" w:eastAsia="Times New Roman" w:hAnsi="Times New Roman" w:cs="Times New Roman"/>
+          <w:sz w:val="28"/>
+          <w:szCs w:val="28"/>
+        </w:rPr>
+      </w:pPr>
+      <w:r>
+        <w:rPr>
+          <w:rFonts w:ascii="Times New Roman" w:eastAsia="Times New Roman" w:hAnsi="Times New Roman" w:cs="Times New Roman"/>
+          <w:sz w:val="28"/>
+          <w:szCs w:val="28"/>
+        </w:rPr>
+        <w:t>Microsoft SQL Server (MS SQL) применяется в качестве системы управления реляционными базами данных. Данная СУБД обеспечивает надёжное хранение информации, поддержку транзакций, соблюдение целостности данных и выполнение сложных аналитических запросов.</w:t>
+      </w:r>
+    </w:p>
+    <w:p>
+      <w:pPr>
+        <w:spacing w:after="0" w:line="360" w:lineRule="auto"/>
+        <w:ind w:firstLine="709"/>
+        <w:jc w:val="both"/>
+        <w:rPr>
+          <w:rFonts w:ascii="Times New Roman" w:eastAsia="Times New Roman" w:hAnsi="Times New Roman" w:cs="Times New Roman"/>
+          <w:sz w:val="28"/>
+          <w:szCs w:val="28"/>
+        </w:rPr>
+      </w:pPr>
+      <w:proofErr w:type="spellStart"/>
+      <w:r>
+        <w:rPr>
+          <w:rFonts w:ascii="Times New Roman" w:eastAsia="Times New Roman" w:hAnsi="Times New Roman" w:cs="Times New Roman"/>
+          <w:sz w:val="28"/>
+          <w:szCs w:val="28"/>
+        </w:rPr>
+        <w:t>Vite</w:t>
+      </w:r>
+      <w:proofErr w:type="spellEnd"/>
+      <w:r>
+        <w:rPr>
+          <w:rFonts w:ascii="Times New Roman" w:eastAsia="Times New Roman" w:hAnsi="Times New Roman" w:cs="Times New Roman"/>
+          <w:sz w:val="28"/>
+          <w:szCs w:val="28"/>
+        </w:rPr>
+        <w:t xml:space="preserve"> используется как инструмент сборки клиентской части приложения. Он обеспечивает быструю компиляцию, поддержку модульной структуры проекта и оптимизацию фронтенда для продакшн-среды.</w:t>
+      </w:r>
+    </w:p>
+    <w:p>
+      <w:pPr>
+        <w:spacing w:after="0" w:line="360" w:lineRule="auto"/>
+        <w:ind w:firstLine="709"/>
+        <w:jc w:val="both"/>
+        <w:rPr>
+          <w:rFonts w:ascii="Times New Roman" w:eastAsia="Times New Roman" w:hAnsi="Times New Roman" w:cs="Times New Roman"/>
+          <w:sz w:val="28"/>
+          <w:szCs w:val="28"/>
+        </w:rPr>
+      </w:pPr>
+      <w:proofErr w:type="spellStart"/>
+      <w:r>
+        <w:rPr>
+          <w:rFonts w:ascii="Times New Roman" w:eastAsia="Times New Roman" w:hAnsi="Times New Roman" w:cs="Times New Roman"/>
+          <w:sz w:val="28"/>
+          <w:szCs w:val="28"/>
+        </w:rPr>
+        <w:t>Docker</w:t>
+      </w:r>
+      <w:proofErr w:type="spellEnd"/>
+      <w:r>
+        <w:rPr>
+          <w:rFonts w:ascii="Times New Roman" w:eastAsia="Times New Roman" w:hAnsi="Times New Roman" w:cs="Times New Roman"/>
+          <w:sz w:val="28"/>
+          <w:szCs w:val="28"/>
+        </w:rPr>
+        <w:t xml:space="preserve"> применяется для контейнеризации приложения, что позволяет обеспечить воспроизводимость среды выполнения и упростить развертывание системы.</w:t>
+      </w:r>
+    </w:p>
+    <w:p>
+      <w:pPr>
+        <w:spacing w:after="0" w:line="360" w:lineRule="auto"/>
+        <w:ind w:firstLine="709"/>
+        <w:jc w:val="both"/>
+        <w:rPr>
+          <w:rFonts w:ascii="Times New Roman" w:eastAsia="Times New Roman" w:hAnsi="Times New Roman" w:cs="Times New Roman"/>
+          <w:sz w:val="28"/>
+          <w:szCs w:val="28"/>
+        </w:rPr>
+      </w:pPr>
+      <w:proofErr w:type="spellStart"/>
+      <w:r>
+        <w:rPr>
+          <w:rFonts w:ascii="Times New Roman" w:eastAsia="Times New Roman" w:hAnsi="Times New Roman" w:cs="Times New Roman"/>
+          <w:sz w:val="28"/>
+          <w:szCs w:val="28"/>
+        </w:rPr>
+        <w:t>Traefik</w:t>
+      </w:r>
+      <w:proofErr w:type="spellEnd"/>
+      <w:r>
+        <w:rPr>
+          <w:rFonts w:ascii="Times New Roman" w:eastAsia="Times New Roman" w:hAnsi="Times New Roman" w:cs="Times New Roman"/>
+          <w:sz w:val="28"/>
+          <w:szCs w:val="28"/>
+        </w:rPr>
+        <w:t xml:space="preserve"> и </w:t>
+      </w:r>
+      <w:proofErr w:type="spellStart"/>
+      <w:r>
+        <w:rPr>
+          <w:rFonts w:ascii="Times New Roman" w:eastAsia="Times New Roman" w:hAnsi="Times New Roman" w:cs="Times New Roman"/>
+          <w:sz w:val="28"/>
+          <w:szCs w:val="28"/>
+        </w:rPr>
+        <w:t>Nginx</w:t>
+      </w:r>
+      <w:proofErr w:type="spellEnd"/>
+      <w:r>
+        <w:rPr>
+          <w:rFonts w:ascii="Times New Roman" w:eastAsia="Times New Roman" w:hAnsi="Times New Roman" w:cs="Times New Roman"/>
+          <w:sz w:val="28"/>
+          <w:szCs w:val="28"/>
+        </w:rPr>
+        <w:t xml:space="preserve"> используются для организации маршрутизации запросов, балансировки нагрузки и </w:t>
+      </w:r>
+      <w:proofErr w:type="spellStart"/>
+      <w:r>
+        <w:rPr>
+          <w:rFonts w:ascii="Times New Roman" w:eastAsia="Times New Roman" w:hAnsi="Times New Roman" w:cs="Times New Roman"/>
+          <w:sz w:val="28"/>
+          <w:szCs w:val="28"/>
+        </w:rPr>
+        <w:t>проксирования</w:t>
+      </w:r>
+      <w:proofErr w:type="spellEnd"/>
+      <w:r>
+        <w:rPr>
+          <w:rFonts w:ascii="Times New Roman" w:eastAsia="Times New Roman" w:hAnsi="Times New Roman" w:cs="Times New Roman"/>
+          <w:sz w:val="28"/>
+          <w:szCs w:val="28"/>
+        </w:rPr>
+        <w:t xml:space="preserve"> трафика между сервисами.</w:t>
+      </w:r>
+    </w:p>
+    <w:p>
+      <w:pPr>
+        <w:spacing w:after="0" w:line="360" w:lineRule="auto"/>
+        <w:ind w:firstLine="709"/>
+        <w:jc w:val="both"/>
+        <w:rPr>
+          <w:rFonts w:ascii="Times New Roman" w:eastAsia="Times New Roman" w:hAnsi="Times New Roman" w:cs="Times New Roman"/>
+          <w:sz w:val="28"/>
+          <w:szCs w:val="28"/>
+        </w:rPr>
+      </w:pPr>
+      <w:proofErr w:type="spellStart"/>
+      <w:r>
+        <w:rPr>
+          <w:rFonts w:ascii="Times New Roman" w:eastAsia="Times New Roman" w:hAnsi="Times New Roman" w:cs="Times New Roman"/>
+          <w:sz w:val="28"/>
+          <w:szCs w:val="28"/>
+        </w:rPr>
+        <w:t>GitHub</w:t>
+      </w:r>
+      <w:proofErr w:type="spellEnd"/>
+      <w:r>
+        <w:rPr>
+          <w:rFonts w:ascii="Times New Roman" w:eastAsia="Times New Roman" w:hAnsi="Times New Roman" w:cs="Times New Roman"/>
+          <w:sz w:val="28"/>
+          <w:szCs w:val="28"/>
+        </w:rPr>
+        <w:t xml:space="preserve"> применяется для хранения исходного кода, управления версиями и организации совместной разработки.</w:t>
+      </w:r>
+    </w:p>
+    <w:p>
+      <w:pPr>
+        <w:spacing w:after="0" w:line="360" w:lineRule="auto"/>
+        <w:ind w:firstLine="709"/>
+        <w:jc w:val="both"/>
+        <w:rPr>
+          <w:rFonts w:ascii="Times New Roman" w:eastAsia="Times New Roman" w:hAnsi="Times New Roman" w:cs="Times New Roman"/>
+          <w:sz w:val="28"/>
+          <w:szCs w:val="28"/>
+        </w:rPr>
+      </w:pPr>
+      <w:proofErr w:type="spellStart"/>
+      <w:r>
+        <w:rPr>
+          <w:rFonts w:ascii="Times New Roman" w:eastAsia="Times New Roman" w:hAnsi="Times New Roman" w:cs="Times New Roman"/>
+          <w:sz w:val="28"/>
+          <w:szCs w:val="28"/>
+        </w:rPr>
+        <w:t>Sentry</w:t>
+      </w:r>
+      <w:proofErr w:type="spellEnd"/>
+      <w:r>
+        <w:rPr>
+          <w:rFonts w:ascii="Times New Roman" w:eastAsia="Times New Roman" w:hAnsi="Times New Roman" w:cs="Times New Roman"/>
+          <w:sz w:val="28"/>
+          <w:szCs w:val="28"/>
+        </w:rPr>
+        <w:t xml:space="preserve"> используется для мониторинга ошибок и сбора логов, что позволяет оперативно выявлять и устранять сбои в работе системы.</w:t>
+      </w:r>
+    </w:p>
+    <w:p>
+      <w:pPr>
+        <w:spacing w:after="0" w:line="360" w:lineRule="auto"/>
+        <w:ind w:firstLine="709"/>
+        <w:jc w:val="both"/>
+        <w:rPr>
+          <w:rFonts w:ascii="Times New Roman" w:eastAsia="Times New Roman" w:hAnsi="Times New Roman" w:cs="Times New Roman"/>
+          <w:sz w:val="28"/>
+          <w:szCs w:val="28"/>
+        </w:rPr>
+      </w:pPr>
+      <w:r>
+        <w:rPr>
+          <w:rFonts w:ascii="Times New Roman" w:eastAsia="Times New Roman" w:hAnsi="Times New Roman" w:cs="Times New Roman"/>
+          <w:sz w:val="28"/>
+          <w:szCs w:val="28"/>
+        </w:rPr>
+        <w:t xml:space="preserve">Для обеспечения доступа пользователей к веб-приложению требуется размещение системы на серверной инфраструктуре. В качестве решения было выбрано развертывание проекта на виртуальной машине, арендованной в облачной среде Яндекс </w:t>
+      </w:r>
+      <w:proofErr w:type="spellStart"/>
+      <w:r>
+        <w:rPr>
+          <w:rFonts w:ascii="Times New Roman" w:eastAsia="Times New Roman" w:hAnsi="Times New Roman" w:cs="Times New Roman"/>
+          <w:sz w:val="28"/>
+          <w:szCs w:val="28"/>
+        </w:rPr>
+        <w:t>Cloud</w:t>
+      </w:r>
+      <w:proofErr w:type="spellEnd"/>
+      <w:r>
+        <w:rPr>
+          <w:rFonts w:ascii="Times New Roman" w:eastAsia="Times New Roman" w:hAnsi="Times New Roman" w:cs="Times New Roman"/>
+          <w:sz w:val="28"/>
+          <w:szCs w:val="28"/>
+        </w:rPr>
+        <w:t>, главная страница изображена на рисунке 17</w:t>
+      </w:r>
+      <w:r>
+        <w:rPr>
+          <w:rFonts w:ascii="Times New Roman" w:eastAsia="Times New Roman" w:hAnsi="Times New Roman" w:cs="Times New Roman"/>
+          <w:sz w:val="28"/>
+          <w:szCs w:val="28"/>
+        </w:rPr>
+        <w:t>.</w:t>
+      </w:r>
+    </w:p>
+    <w:p>
+      <w:pPr>
+        <w:keepNext/>
+        <w:spacing w:after="0" w:line="360" w:lineRule="auto"/>
+        <w:jc w:val="center"/>
+      </w:pPr>
+      <w:r>
+        <w:rPr>
+          <w:rFonts w:ascii="Times New Roman" w:eastAsia="Times New Roman" w:hAnsi="Times New Roman" w:cs="Times New Roman"/>
+          <w:noProof/>
           <w:sz w:val="28"/>
           <w:szCs w:val="28"/>
           <w:lang w:val="en-US"/>
         </w:rPr>
-        <w:t>S</w:t>
-      </w:r>
-      <w:r>
-        <w:rPr>
-          <w:rFonts w:ascii="Times New Roman" w:eastAsia="Times New Roman" w:hAnsi="Times New Roman" w:cs="Times New Roman"/>
-          <w:sz w:val="28"/>
-          <w:szCs w:val="28"/>
-        </w:rPr>
-        <w:t xml:space="preserve">SQL), гарантирующая надёжное хранение и обработку структурированных данных. Для взаимодействия с базой данных применяется технология </w:t>
-      </w:r>
-      <w:proofErr w:type="spellStart"/>
-      <w:r>
-        <w:rPr>
-          <w:rFonts w:ascii="Times New Roman" w:eastAsia="Times New Roman" w:hAnsi="Times New Roman" w:cs="Times New Roman"/>
-          <w:sz w:val="28"/>
-          <w:szCs w:val="28"/>
-        </w:rPr>
-        <w:t>Entity</w:t>
-      </w:r>
-      <w:proofErr w:type="spellEnd"/>
-      <w:r>
-        <w:rPr>
-          <w:rFonts w:ascii="Times New Roman" w:eastAsia="Times New Roman" w:hAnsi="Times New Roman" w:cs="Times New Roman"/>
-          <w:sz w:val="28"/>
-          <w:szCs w:val="28"/>
-        </w:rPr>
-        <w:t xml:space="preserve"> Framework, выступающая в роли ORM-инструмента и обеспечивающая работу с данными через объектную модель без необходимости написания большого количества SQL-запросов.</w:t>
-      </w:r>
-    </w:p>
-    <w:p>
-      <w:pPr>
-        <w:spacing w:after="0" w:line="360" w:lineRule="auto"/>
-        <w:ind w:firstLine="709"/>
-        <w:jc w:val="both"/>
-        <w:rPr>
-          <w:rFonts w:ascii="Times New Roman" w:eastAsia="Times New Roman" w:hAnsi="Times New Roman" w:cs="Times New Roman"/>
-          <w:sz w:val="28"/>
-          <w:szCs w:val="28"/>
-        </w:rPr>
-      </w:pPr>
-      <w:r>
-        <w:rPr>
-          <w:rFonts w:ascii="Times New Roman" w:eastAsia="Times New Roman" w:hAnsi="Times New Roman" w:cs="Times New Roman"/>
-          <w:sz w:val="28"/>
-          <w:szCs w:val="28"/>
-        </w:rPr>
-        <w:t>Разметка пользовательского интерфейса реализуется с использованием HTML, который формирует структуру веб-страниц и определяет иерархию элементов интерфейса.</w:t>
-      </w:r>
-    </w:p>
-    <w:p>
-      <w:pPr>
-        <w:spacing w:after="0" w:line="360" w:lineRule="auto"/>
-        <w:ind w:firstLine="709"/>
-        <w:jc w:val="both"/>
-        <w:rPr>
-          <w:rFonts w:ascii="Times New Roman" w:eastAsia="Times New Roman" w:hAnsi="Times New Roman" w:cs="Times New Roman"/>
-          <w:sz w:val="28"/>
-          <w:szCs w:val="28"/>
-        </w:rPr>
-      </w:pPr>
-      <w:r>
-        <w:rPr>
-          <w:rFonts w:ascii="Times New Roman" w:eastAsia="Times New Roman" w:hAnsi="Times New Roman" w:cs="Times New Roman"/>
-          <w:sz w:val="28"/>
-          <w:szCs w:val="28"/>
-        </w:rPr>
-        <w:t xml:space="preserve">Для стилизации и визуального оформления используется CSS с применением препроцессора SCSS, позволяющего структурировать стили, использовать вложенность, переменные и повторно используемые элементы. Это обеспечивает </w:t>
-      </w:r>
-      <w:proofErr w:type="spellStart"/>
-      <w:r>
-        <w:rPr>
-          <w:rFonts w:ascii="Times New Roman" w:eastAsia="Times New Roman" w:hAnsi="Times New Roman" w:cs="Times New Roman"/>
-          <w:sz w:val="28"/>
-          <w:szCs w:val="28"/>
-        </w:rPr>
-        <w:t>поддерживаемость</w:t>
-      </w:r>
-      <w:proofErr w:type="spellEnd"/>
-      <w:r>
-        <w:rPr>
-          <w:rFonts w:ascii="Times New Roman" w:eastAsia="Times New Roman" w:hAnsi="Times New Roman" w:cs="Times New Roman"/>
-          <w:sz w:val="28"/>
-          <w:szCs w:val="28"/>
-        </w:rPr>
-        <w:t xml:space="preserve"> и масштабируемость системы стилей.</w:t>
-      </w:r>
-    </w:p>
-    <w:p>
-      <w:pPr>
-        <w:spacing w:after="0" w:line="360" w:lineRule="auto"/>
-        <w:ind w:firstLine="709"/>
-        <w:jc w:val="both"/>
-        <w:rPr>
-          <w:rFonts w:ascii="Times New Roman" w:eastAsia="Times New Roman" w:hAnsi="Times New Roman" w:cs="Times New Roman"/>
-          <w:sz w:val="28"/>
-          <w:szCs w:val="28"/>
-        </w:rPr>
-      </w:pPr>
-      <w:r>
-        <w:rPr>
-          <w:rFonts w:ascii="Times New Roman" w:eastAsia="Times New Roman" w:hAnsi="Times New Roman" w:cs="Times New Roman"/>
-          <w:sz w:val="28"/>
-          <w:szCs w:val="28"/>
-        </w:rPr>
         <w:lastRenderedPageBreak/>
-        <w:t xml:space="preserve">Интерактивность интерфейса и обработка пользовательских действий реализуются средствами JavaScript в рамках экосистемы </w:t>
-      </w:r>
-      <w:proofErr w:type="spellStart"/>
-      <w:r>
-        <w:rPr>
-          <w:rFonts w:ascii="Times New Roman" w:eastAsia="Times New Roman" w:hAnsi="Times New Roman" w:cs="Times New Roman"/>
-          <w:sz w:val="28"/>
-          <w:szCs w:val="28"/>
-        </w:rPr>
-        <w:t>React</w:t>
-      </w:r>
-      <w:proofErr w:type="spellEnd"/>
-      <w:r>
-        <w:rPr>
-          <w:rFonts w:ascii="Times New Roman" w:eastAsia="Times New Roman" w:hAnsi="Times New Roman" w:cs="Times New Roman"/>
-          <w:sz w:val="28"/>
-          <w:szCs w:val="28"/>
-        </w:rPr>
-        <w:t>. Это позволяет выполнять асинхронные запросы к серверу, обновлять данные без перезагрузки страницы и обеспечивать динамическое отображение информации.</w:t>
-      </w:r>
-    </w:p>
-    <w:p>
-      <w:pPr>
-        <w:spacing w:after="0" w:line="360" w:lineRule="auto"/>
-        <w:ind w:firstLine="709"/>
-        <w:jc w:val="both"/>
-        <w:rPr>
-          <w:rFonts w:ascii="Times New Roman" w:eastAsia="Times New Roman" w:hAnsi="Times New Roman" w:cs="Times New Roman"/>
-          <w:sz w:val="28"/>
-          <w:szCs w:val="28"/>
-        </w:rPr>
-      </w:pPr>
-      <w:r>
-        <w:rPr>
-          <w:rFonts w:ascii="Times New Roman" w:eastAsia="Times New Roman" w:hAnsi="Times New Roman" w:cs="Times New Roman"/>
-          <w:sz w:val="28"/>
-          <w:szCs w:val="28"/>
-        </w:rPr>
-        <w:t>ASP.NET используется в качестве платформы для реализации серверной части приложения. Данная технология обеспечивает обработку HTTP-запросов, реализацию бизнес-логики, управление авторизацией и взаимодействие с базой данных. Использование ASP.NET позволяет создавать надёжные и масштабируемые серверные решения с высокой производительностью и поддержкой современной архитектуры API.</w:t>
-      </w:r>
-    </w:p>
-    <w:p>
-      <w:pPr>
-        <w:spacing w:after="0" w:line="360" w:lineRule="auto"/>
-        <w:ind w:firstLine="709"/>
-        <w:jc w:val="both"/>
-        <w:rPr>
-          <w:rFonts w:ascii="Times New Roman" w:eastAsia="Times New Roman" w:hAnsi="Times New Roman" w:cs="Times New Roman"/>
-          <w:sz w:val="28"/>
-          <w:szCs w:val="28"/>
-        </w:rPr>
-      </w:pPr>
-      <w:proofErr w:type="spellStart"/>
-      <w:r>
-        <w:rPr>
-          <w:rFonts w:ascii="Times New Roman" w:eastAsia="Times New Roman" w:hAnsi="Times New Roman" w:cs="Times New Roman"/>
-          <w:sz w:val="28"/>
-          <w:szCs w:val="28"/>
-        </w:rPr>
-        <w:t>React</w:t>
-      </w:r>
-      <w:proofErr w:type="spellEnd"/>
-      <w:r>
-        <w:rPr>
-          <w:rFonts w:ascii="Times New Roman" w:eastAsia="Times New Roman" w:hAnsi="Times New Roman" w:cs="Times New Roman"/>
-          <w:sz w:val="28"/>
-          <w:szCs w:val="28"/>
-        </w:rPr>
-        <w:t xml:space="preserve"> применяется для построения клиентской части веб-приложения. Данная библиотека основана на компонентном подходе, что позволяет разбивать интерфейс на независимые </w:t>
-      </w:r>
-      <w:proofErr w:type="spellStart"/>
-      <w:r>
-        <w:rPr>
-          <w:rFonts w:ascii="Times New Roman" w:eastAsia="Times New Roman" w:hAnsi="Times New Roman" w:cs="Times New Roman"/>
-          <w:sz w:val="28"/>
-          <w:szCs w:val="28"/>
-        </w:rPr>
-        <w:t>переиспользуемые</w:t>
-      </w:r>
-      <w:proofErr w:type="spellEnd"/>
-      <w:r>
-        <w:rPr>
-          <w:rFonts w:ascii="Times New Roman" w:eastAsia="Times New Roman" w:hAnsi="Times New Roman" w:cs="Times New Roman"/>
-          <w:sz w:val="28"/>
-          <w:szCs w:val="28"/>
-        </w:rPr>
-        <w:t xml:space="preserve"> элементы. Использование виртуального DOM и механизмов управления состоянием обеспечивает быструю и эффективную отрисовку пользовательского интерфейса, а также плавное обновление данных без полной перезагрузки страницы.</w:t>
-      </w:r>
-    </w:p>
-    <w:p>
-      <w:pPr>
-        <w:spacing w:after="0" w:line="360" w:lineRule="auto"/>
-        <w:ind w:firstLine="709"/>
-        <w:jc w:val="both"/>
-        <w:rPr>
-          <w:rFonts w:ascii="Times New Roman" w:eastAsia="Times New Roman" w:hAnsi="Times New Roman" w:cs="Times New Roman"/>
-          <w:sz w:val="28"/>
-          <w:szCs w:val="28"/>
-        </w:rPr>
-      </w:pPr>
-      <w:r>
-        <w:rPr>
-          <w:rFonts w:ascii="Times New Roman" w:eastAsia="Times New Roman" w:hAnsi="Times New Roman" w:cs="Times New Roman"/>
-          <w:sz w:val="28"/>
-          <w:szCs w:val="28"/>
-        </w:rPr>
-        <w:t>ASP.NET Web API используется для организации серверной маршрутизации и обработки запросов. Контроллеры обеспечивают приём, обработку и возврат данных клиентской части, реализуя взаимодействие по REST-принципам.</w:t>
-      </w:r>
-    </w:p>
-    <w:p>
-      <w:pPr>
-        <w:spacing w:after="0" w:line="360" w:lineRule="auto"/>
-        <w:ind w:firstLine="709"/>
-        <w:jc w:val="both"/>
-        <w:rPr>
-          <w:rFonts w:ascii="Times New Roman" w:eastAsia="Times New Roman" w:hAnsi="Times New Roman" w:cs="Times New Roman"/>
-          <w:sz w:val="28"/>
-          <w:szCs w:val="28"/>
-        </w:rPr>
-      </w:pPr>
-      <w:proofErr w:type="spellStart"/>
-      <w:r>
-        <w:rPr>
-          <w:rFonts w:ascii="Times New Roman" w:eastAsia="Times New Roman" w:hAnsi="Times New Roman" w:cs="Times New Roman"/>
-          <w:sz w:val="28"/>
-          <w:szCs w:val="28"/>
-        </w:rPr>
-        <w:t>Axios</w:t>
-      </w:r>
-      <w:proofErr w:type="spellEnd"/>
-      <w:r>
-        <w:rPr>
-          <w:rFonts w:ascii="Times New Roman" w:eastAsia="Times New Roman" w:hAnsi="Times New Roman" w:cs="Times New Roman"/>
-          <w:sz w:val="28"/>
-          <w:szCs w:val="28"/>
-        </w:rPr>
-        <w:t xml:space="preserve"> используется на клиентской стороне для выполнения HTTP-запросов к серверному API. Данный инструмент обеспечивает обмен данными между фронтендом и бэкендом, включая получение статистики, отправку форм и обновление информации без перезагрузки страницы.</w:t>
-      </w:r>
-    </w:p>
-    <w:p>
-      <w:pPr>
-        <w:spacing w:after="0" w:line="360" w:lineRule="auto"/>
-        <w:ind w:firstLine="709"/>
-        <w:jc w:val="both"/>
-        <w:rPr>
-          <w:rFonts w:ascii="Times New Roman" w:eastAsia="Times New Roman" w:hAnsi="Times New Roman" w:cs="Times New Roman"/>
-          <w:sz w:val="28"/>
-          <w:szCs w:val="28"/>
-        </w:rPr>
-      </w:pPr>
-      <w:r>
-        <w:rPr>
-          <w:rFonts w:ascii="Times New Roman" w:eastAsia="Times New Roman" w:hAnsi="Times New Roman" w:cs="Times New Roman"/>
-          <w:sz w:val="28"/>
-          <w:szCs w:val="28"/>
-        </w:rPr>
-        <w:t>Microsoft SQL Server (MS SQL) применяется в качестве системы управления реляционными базами данных. Данная СУБД обеспечивает надёжное хранение информации, поддержку транзакций, соблюдение целостности данных и выполнение сложных аналитических запросов.</w:t>
-      </w:r>
-    </w:p>
-    <w:p>
-      <w:pPr>
-        <w:spacing w:after="0" w:line="360" w:lineRule="auto"/>
-        <w:ind w:firstLine="709"/>
-        <w:jc w:val="both"/>
-        <w:rPr>
-          <w:rFonts w:ascii="Times New Roman" w:eastAsia="Times New Roman" w:hAnsi="Times New Roman" w:cs="Times New Roman"/>
-          <w:sz w:val="28"/>
-          <w:szCs w:val="28"/>
-        </w:rPr>
-      </w:pPr>
-      <w:proofErr w:type="spellStart"/>
-      <w:r>
-        <w:rPr>
-          <w:rFonts w:ascii="Times New Roman" w:eastAsia="Times New Roman" w:hAnsi="Times New Roman" w:cs="Times New Roman"/>
-          <w:sz w:val="28"/>
-          <w:szCs w:val="28"/>
-        </w:rPr>
-        <w:lastRenderedPageBreak/>
-        <w:t>Vite</w:t>
-      </w:r>
-      <w:proofErr w:type="spellEnd"/>
-      <w:r>
-        <w:rPr>
-          <w:rFonts w:ascii="Times New Roman" w:eastAsia="Times New Roman" w:hAnsi="Times New Roman" w:cs="Times New Roman"/>
-          <w:sz w:val="28"/>
-          <w:szCs w:val="28"/>
-        </w:rPr>
-        <w:t xml:space="preserve"> используется как инструмент сборки клиентской части приложения. Он обеспечивает быструю компиляцию, поддержку модульной структуры проекта и оптимизацию фронтенда для продакшн-среды.</w:t>
-      </w:r>
-    </w:p>
-    <w:p>
-      <w:pPr>
-        <w:spacing w:after="0" w:line="360" w:lineRule="auto"/>
-        <w:ind w:firstLine="709"/>
-        <w:jc w:val="both"/>
-        <w:rPr>
-          <w:rFonts w:ascii="Times New Roman" w:eastAsia="Times New Roman" w:hAnsi="Times New Roman" w:cs="Times New Roman"/>
-          <w:sz w:val="28"/>
-          <w:szCs w:val="28"/>
-        </w:rPr>
-      </w:pPr>
-      <w:proofErr w:type="spellStart"/>
-      <w:r>
-        <w:rPr>
-          <w:rFonts w:ascii="Times New Roman" w:eastAsia="Times New Roman" w:hAnsi="Times New Roman" w:cs="Times New Roman"/>
-          <w:sz w:val="28"/>
-          <w:szCs w:val="28"/>
-        </w:rPr>
-        <w:t>Docker</w:t>
-      </w:r>
-      <w:proofErr w:type="spellEnd"/>
-      <w:r>
-        <w:rPr>
-          <w:rFonts w:ascii="Times New Roman" w:eastAsia="Times New Roman" w:hAnsi="Times New Roman" w:cs="Times New Roman"/>
-          <w:sz w:val="28"/>
-          <w:szCs w:val="28"/>
-        </w:rPr>
-        <w:t xml:space="preserve"> применяется для контейнеризации приложения, что позволяет обеспечить воспроизводимость среды выполнения и упростить развертывание системы.</w:t>
-      </w:r>
-    </w:p>
-    <w:p>
-      <w:pPr>
-        <w:spacing w:after="0" w:line="360" w:lineRule="auto"/>
-        <w:ind w:firstLine="709"/>
-        <w:jc w:val="both"/>
-        <w:rPr>
-          <w:rFonts w:ascii="Times New Roman" w:eastAsia="Times New Roman" w:hAnsi="Times New Roman" w:cs="Times New Roman"/>
-          <w:sz w:val="28"/>
-          <w:szCs w:val="28"/>
-        </w:rPr>
-      </w:pPr>
-      <w:proofErr w:type="spellStart"/>
-      <w:r>
-        <w:rPr>
-          <w:rFonts w:ascii="Times New Roman" w:eastAsia="Times New Roman" w:hAnsi="Times New Roman" w:cs="Times New Roman"/>
-          <w:sz w:val="28"/>
-          <w:szCs w:val="28"/>
-        </w:rPr>
-        <w:t>Traefik</w:t>
-      </w:r>
-      <w:proofErr w:type="spellEnd"/>
-      <w:r>
-        <w:rPr>
-          <w:rFonts w:ascii="Times New Roman" w:eastAsia="Times New Roman" w:hAnsi="Times New Roman" w:cs="Times New Roman"/>
-          <w:sz w:val="28"/>
-          <w:szCs w:val="28"/>
-        </w:rPr>
-        <w:t xml:space="preserve"> и </w:t>
-      </w:r>
-      <w:proofErr w:type="spellStart"/>
-      <w:r>
-        <w:rPr>
-          <w:rFonts w:ascii="Times New Roman" w:eastAsia="Times New Roman" w:hAnsi="Times New Roman" w:cs="Times New Roman"/>
-          <w:sz w:val="28"/>
-          <w:szCs w:val="28"/>
-        </w:rPr>
-        <w:t>Nginx</w:t>
-      </w:r>
-      <w:proofErr w:type="spellEnd"/>
-      <w:r>
-        <w:rPr>
-          <w:rFonts w:ascii="Times New Roman" w:eastAsia="Times New Roman" w:hAnsi="Times New Roman" w:cs="Times New Roman"/>
-          <w:sz w:val="28"/>
-          <w:szCs w:val="28"/>
-        </w:rPr>
-        <w:t xml:space="preserve"> используются для организации маршрутизации запросов, балансировки нагрузки и </w:t>
-      </w:r>
-      <w:proofErr w:type="spellStart"/>
-      <w:r>
-        <w:rPr>
-          <w:rFonts w:ascii="Times New Roman" w:eastAsia="Times New Roman" w:hAnsi="Times New Roman" w:cs="Times New Roman"/>
-          <w:sz w:val="28"/>
-          <w:szCs w:val="28"/>
-        </w:rPr>
-        <w:t>проксирования</w:t>
-      </w:r>
-      <w:proofErr w:type="spellEnd"/>
-      <w:r>
-        <w:rPr>
-          <w:rFonts w:ascii="Times New Roman" w:eastAsia="Times New Roman" w:hAnsi="Times New Roman" w:cs="Times New Roman"/>
-          <w:sz w:val="28"/>
-          <w:szCs w:val="28"/>
-        </w:rPr>
-        <w:t xml:space="preserve"> трафика между сервисами.</w:t>
-      </w:r>
-    </w:p>
-    <w:p>
-      <w:pPr>
-        <w:spacing w:after="0" w:line="360" w:lineRule="auto"/>
-        <w:ind w:firstLine="709"/>
-        <w:jc w:val="both"/>
-        <w:rPr>
-          <w:rFonts w:ascii="Times New Roman" w:eastAsia="Times New Roman" w:hAnsi="Times New Roman" w:cs="Times New Roman"/>
-          <w:sz w:val="28"/>
-          <w:szCs w:val="28"/>
-        </w:rPr>
-      </w:pPr>
-      <w:proofErr w:type="spellStart"/>
-      <w:r>
-        <w:rPr>
-          <w:rFonts w:ascii="Times New Roman" w:eastAsia="Times New Roman" w:hAnsi="Times New Roman" w:cs="Times New Roman"/>
-          <w:sz w:val="28"/>
-          <w:szCs w:val="28"/>
-        </w:rPr>
-        <w:t>GitHub</w:t>
-      </w:r>
-      <w:proofErr w:type="spellEnd"/>
-      <w:r>
-        <w:rPr>
-          <w:rFonts w:ascii="Times New Roman" w:eastAsia="Times New Roman" w:hAnsi="Times New Roman" w:cs="Times New Roman"/>
-          <w:sz w:val="28"/>
-          <w:szCs w:val="28"/>
-        </w:rPr>
-        <w:t xml:space="preserve"> применяется для хранения исходного кода, управления версиями и организации совместной разработки.</w:t>
-      </w:r>
-    </w:p>
-    <w:p>
-      <w:pPr>
-        <w:spacing w:after="0" w:line="360" w:lineRule="auto"/>
-        <w:ind w:firstLine="709"/>
-        <w:jc w:val="both"/>
-        <w:rPr>
-          <w:rFonts w:ascii="Times New Roman" w:eastAsia="Times New Roman" w:hAnsi="Times New Roman" w:cs="Times New Roman"/>
-          <w:sz w:val="28"/>
-          <w:szCs w:val="28"/>
-        </w:rPr>
-      </w:pPr>
-      <w:proofErr w:type="spellStart"/>
-      <w:r>
-        <w:rPr>
-          <w:rFonts w:ascii="Times New Roman" w:eastAsia="Times New Roman" w:hAnsi="Times New Roman" w:cs="Times New Roman"/>
-          <w:sz w:val="28"/>
-          <w:szCs w:val="28"/>
-        </w:rPr>
-        <w:t>Sentry</w:t>
-      </w:r>
-      <w:proofErr w:type="spellEnd"/>
-      <w:r>
-        <w:rPr>
-          <w:rFonts w:ascii="Times New Roman" w:eastAsia="Times New Roman" w:hAnsi="Times New Roman" w:cs="Times New Roman"/>
-          <w:sz w:val="28"/>
-          <w:szCs w:val="28"/>
-        </w:rPr>
-        <w:t xml:space="preserve"> используется для мониторинга ошибок и сбора логов, что позволяет оперативно выявлять и устранять сбои в работе системы.</w:t>
-      </w:r>
-    </w:p>
-    <w:p>
-      <w:pPr>
-        <w:spacing w:after="0" w:line="360" w:lineRule="auto"/>
-        <w:ind w:firstLine="709"/>
-        <w:jc w:val="both"/>
-        <w:rPr>
-          <w:rFonts w:ascii="Times New Roman" w:eastAsia="Times New Roman" w:hAnsi="Times New Roman" w:cs="Times New Roman"/>
-          <w:sz w:val="28"/>
-          <w:szCs w:val="28"/>
-        </w:rPr>
-      </w:pPr>
-      <w:r>
-        <w:rPr>
-          <w:rFonts w:ascii="Times New Roman" w:eastAsia="Times New Roman" w:hAnsi="Times New Roman" w:cs="Times New Roman"/>
-          <w:sz w:val="28"/>
-          <w:szCs w:val="28"/>
-        </w:rPr>
-        <w:t xml:space="preserve">Для обеспечения доступа пользователей к веб-приложению требуется размещение системы на серверной инфраструктуре. В качестве решения было выбрано развертывание проекта на виртуальной машине, арендованной в облачной среде Яндекс </w:t>
-      </w:r>
-      <w:proofErr w:type="spellStart"/>
-      <w:r>
-        <w:rPr>
-          <w:rFonts w:ascii="Times New Roman" w:eastAsia="Times New Roman" w:hAnsi="Times New Roman" w:cs="Times New Roman"/>
-          <w:sz w:val="28"/>
-          <w:szCs w:val="28"/>
-        </w:rPr>
-        <w:t>Cloud</w:t>
-      </w:r>
-      <w:proofErr w:type="spellEnd"/>
-      <w:r>
-        <w:rPr>
-          <w:rFonts w:ascii="Times New Roman" w:eastAsia="Times New Roman" w:hAnsi="Times New Roman" w:cs="Times New Roman"/>
-          <w:sz w:val="28"/>
-          <w:szCs w:val="28"/>
-        </w:rPr>
-        <w:t>, главная страница изображена на рисунке 17</w:t>
-      </w:r>
-      <w:r>
-        <w:rPr>
-          <w:rFonts w:ascii="Times New Roman" w:eastAsia="Times New Roman" w:hAnsi="Times New Roman" w:cs="Times New Roman"/>
-          <w:sz w:val="28"/>
-          <w:szCs w:val="28"/>
-        </w:rPr>
-        <w:t>.</w:t>
-      </w:r>
-    </w:p>
-    <w:p>
-      <w:pPr>
-        <w:keepNext/>
-        <w:spacing w:after="0" w:line="360" w:lineRule="auto"/>
-        <w:jc w:val="center"/>
-      </w:pPr>
-      <w:r>
-        <w:rPr>
-          <w:rFonts w:ascii="Times New Roman" w:eastAsia="Times New Roman" w:hAnsi="Times New Roman" w:cs="Times New Roman"/>
-          <w:noProof/>
-          <w:sz w:val="28"/>
-          <w:szCs w:val="28"/>
-          <w:lang w:val="en-US"/>
-        </w:rPr>
         <w:drawing>
           <wp:inline distT="0" distB="0" distL="0" distR="0" wp14:anchorId="66CC7E05" wp14:editId="533F9AFA">
             <wp:extent cx="5796668" cy="2800705"/>
@@ -11055,8 +10838,154 @@
           <w:sz w:val="28"/>
           <w:szCs w:val="28"/>
         </w:rPr>
-        <w:t xml:space="preserve">Использование виртуальной машины позволяет получить полный контроль над серверной средой, настроить необходимое программное обеспечение (веб-сервер, среду выполнения ASP.NET, систему управления базами данных, средства </w:t>
-      </w:r>
+        <w:t>Использование виртуальной машины позволяет получить полный контроль над серверной средой, настроить необходимое программное обеспечение (веб-сервер, среду выполнения ASP.NET, систему управления базами данных, средства контейнеризации), а также обеспечить масштабируемость и гибкость конфигурации.</w:t>
+      </w:r>
+    </w:p>
+    <w:p>
+      <w:pPr>
+        <w:spacing w:after="0" w:line="360" w:lineRule="auto"/>
+        <w:ind w:firstLine="709"/>
+        <w:jc w:val="both"/>
+        <w:rPr>
+          <w:rFonts w:ascii="Times New Roman" w:eastAsia="Times New Roman" w:hAnsi="Times New Roman" w:cs="Times New Roman"/>
+          <w:sz w:val="28"/>
+          <w:szCs w:val="28"/>
+        </w:rPr>
+      </w:pPr>
+      <w:r>
+        <w:rPr>
+          <w:rFonts w:ascii="Times New Roman" w:eastAsia="Times New Roman" w:hAnsi="Times New Roman" w:cs="Times New Roman"/>
+          <w:sz w:val="28"/>
+          <w:szCs w:val="28"/>
+        </w:rPr>
+        <w:t xml:space="preserve">После аренды виртуального сервера производится установка и настройка операционной системы, развертывание серверной части приложения, настройка базы данных MS SQL, а также публикация клиентской части. Дополнительно осуществляется конфигурация </w:t>
+      </w:r>
+      <w:proofErr w:type="spellStart"/>
+      <w:r>
+        <w:rPr>
+          <w:rFonts w:ascii="Times New Roman" w:eastAsia="Times New Roman" w:hAnsi="Times New Roman" w:cs="Times New Roman"/>
+          <w:sz w:val="28"/>
+          <w:szCs w:val="28"/>
+        </w:rPr>
+        <w:t>Nginx</w:t>
+      </w:r>
+      <w:proofErr w:type="spellEnd"/>
+      <w:r>
+        <w:rPr>
+          <w:rFonts w:ascii="Times New Roman" w:eastAsia="Times New Roman" w:hAnsi="Times New Roman" w:cs="Times New Roman"/>
+          <w:sz w:val="28"/>
+          <w:szCs w:val="28"/>
+        </w:rPr>
+        <w:t xml:space="preserve">, </w:t>
+      </w:r>
+      <w:proofErr w:type="spellStart"/>
+      <w:r>
+        <w:rPr>
+          <w:rFonts w:ascii="Times New Roman" w:eastAsia="Times New Roman" w:hAnsi="Times New Roman" w:cs="Times New Roman"/>
+          <w:sz w:val="28"/>
+          <w:szCs w:val="28"/>
+        </w:rPr>
+        <w:t>Docker</w:t>
+      </w:r>
+      <w:proofErr w:type="spellEnd"/>
+      <w:r>
+        <w:rPr>
+          <w:rFonts w:ascii="Times New Roman" w:eastAsia="Times New Roman" w:hAnsi="Times New Roman" w:cs="Times New Roman"/>
+          <w:sz w:val="28"/>
+          <w:szCs w:val="28"/>
+        </w:rPr>
+        <w:t xml:space="preserve"> и других вспомогательных сервисов, обеспечивающих корректную маршрутизацию и стабильную работу системы.</w:t>
+      </w:r>
+    </w:p>
+    <w:p>
+      <w:pPr>
+        <w:spacing w:after="0" w:line="360" w:lineRule="auto"/>
+        <w:ind w:firstLine="709"/>
+        <w:jc w:val="both"/>
+        <w:rPr>
+          <w:rFonts w:ascii="Times New Roman" w:eastAsia="Times New Roman" w:hAnsi="Times New Roman" w:cs="Times New Roman"/>
+          <w:sz w:val="28"/>
+          <w:szCs w:val="28"/>
+        </w:rPr>
+      </w:pPr>
+      <w:r>
+        <w:rPr>
+          <w:rFonts w:ascii="Times New Roman" w:eastAsia="Times New Roman" w:hAnsi="Times New Roman" w:cs="Times New Roman"/>
+          <w:sz w:val="28"/>
+          <w:szCs w:val="28"/>
+        </w:rPr>
+        <w:t xml:space="preserve">Выбранный подход позволяет обеспечить надёжность размещения, возможность масштабирования ресурсов и независимость от ограничений классического </w:t>
+      </w:r>
+      <w:proofErr w:type="spellStart"/>
+      <w:r>
+        <w:rPr>
+          <w:rFonts w:ascii="Times New Roman" w:eastAsia="Times New Roman" w:hAnsi="Times New Roman" w:cs="Times New Roman"/>
+          <w:sz w:val="28"/>
+          <w:szCs w:val="28"/>
+        </w:rPr>
+        <w:t>shared</w:t>
+      </w:r>
+      <w:proofErr w:type="spellEnd"/>
+      <w:r>
+        <w:rPr>
+          <w:rFonts w:ascii="Times New Roman" w:eastAsia="Times New Roman" w:hAnsi="Times New Roman" w:cs="Times New Roman"/>
+          <w:sz w:val="28"/>
+          <w:szCs w:val="28"/>
+        </w:rPr>
+        <w:t>-хостинга.</w:t>
+      </w:r>
+    </w:p>
+    <w:p>
+      <w:pPr>
+        <w:spacing w:after="0" w:line="360" w:lineRule="auto"/>
+        <w:ind w:firstLine="709"/>
+        <w:jc w:val="both"/>
+        <w:rPr>
+          <w:rFonts w:ascii="Times New Roman" w:eastAsia="Times New Roman" w:hAnsi="Times New Roman" w:cs="Times New Roman"/>
+          <w:sz w:val="28"/>
+          <w:szCs w:val="28"/>
+        </w:rPr>
+      </w:pPr>
+      <w:r>
+        <w:rPr>
+          <w:rFonts w:ascii="Times New Roman" w:eastAsia="Times New Roman" w:hAnsi="Times New Roman" w:cs="Times New Roman"/>
+          <w:sz w:val="28"/>
+          <w:szCs w:val="28"/>
+        </w:rPr>
+        <w:t>Таким образом, использование выбранного технологического стека и вспомогательных инструментов позволило реализовать устойчивую, масштабируемую и функционально завершённую архитектуру веб-приложения.</w:t>
+      </w:r>
+    </w:p>
+    <w:p>
+      <w:pPr>
+        <w:spacing w:after="0" w:line="360" w:lineRule="auto"/>
+        <w:ind w:firstLine="709"/>
+        <w:jc w:val="both"/>
+        <w:rPr>
+          <w:rFonts w:ascii="Times New Roman" w:eastAsia="Times New Roman" w:hAnsi="Times New Roman" w:cs="Times New Roman"/>
+          <w:sz w:val="28"/>
+          <w:szCs w:val="28"/>
+        </w:rPr>
+      </w:pPr>
+      <w:r>
+        <w:rPr>
+          <w:rFonts w:ascii="Times New Roman" w:eastAsia="Times New Roman" w:hAnsi="Times New Roman" w:cs="Times New Roman"/>
+          <w:sz w:val="28"/>
+          <w:szCs w:val="28"/>
+        </w:rPr>
+        <w:t>Каждый применённый компонент сыграл важную роль в формировании бизнес-логики, структуры данных, пользовательского интерфейса и механизма взаимодействия между клиентской и серверной частями системы.</w:t>
+      </w:r>
+    </w:p>
+    <w:p>
+      <w:pPr>
+        <w:spacing w:after="0" w:line="360" w:lineRule="auto"/>
+        <w:ind w:firstLine="709"/>
+        <w:jc w:val="both"/>
+        <w:rPr>
+          <w:rFonts w:ascii="Times New Roman" w:eastAsia="Times New Roman" w:hAnsi="Times New Roman" w:cs="Times New Roman"/>
+          <w:sz w:val="28"/>
+          <w:szCs w:val="28"/>
+        </w:rPr>
+      </w:pPr>
       <w:r>
         <w:rPr>
           <w:rFonts w:ascii="Times New Roman" w:eastAsia="Times New Roman" w:hAnsi="Times New Roman" w:cs="Times New Roman"/>
@@ -11064,160 +10993,6 @@
           <w:szCs w:val="28"/>
         </w:rPr>
         <w:lastRenderedPageBreak/>
-        <w:t>контейнеризации), а также обеспечить масштабируемость и гибкость конфигурации.</w:t>
-      </w:r>
-    </w:p>
-    <w:p>
-      <w:pPr>
-        <w:spacing w:after="0" w:line="360" w:lineRule="auto"/>
-        <w:ind w:firstLine="709"/>
-        <w:jc w:val="both"/>
-        <w:rPr>
-          <w:rFonts w:ascii="Times New Roman" w:eastAsia="Times New Roman" w:hAnsi="Times New Roman" w:cs="Times New Roman"/>
-          <w:sz w:val="28"/>
-          <w:szCs w:val="28"/>
-        </w:rPr>
-      </w:pPr>
-      <w:r>
-        <w:rPr>
-          <w:rFonts w:ascii="Times New Roman" w:eastAsia="Times New Roman" w:hAnsi="Times New Roman" w:cs="Times New Roman"/>
-          <w:sz w:val="28"/>
-          <w:szCs w:val="28"/>
-        </w:rPr>
-        <w:t xml:space="preserve">После аренды виртуального сервера производится установка и настройка операционной системы, развертывание серверной части приложения, настройка базы данных MS SQL, а также публикация клиентской части. Дополнительно осуществляется конфигурация </w:t>
-      </w:r>
-      <w:proofErr w:type="spellStart"/>
-      <w:r>
-        <w:rPr>
-          <w:rFonts w:ascii="Times New Roman" w:eastAsia="Times New Roman" w:hAnsi="Times New Roman" w:cs="Times New Roman"/>
-          <w:sz w:val="28"/>
-          <w:szCs w:val="28"/>
-        </w:rPr>
-        <w:t>Nginx</w:t>
-      </w:r>
-      <w:proofErr w:type="spellEnd"/>
-      <w:r>
-        <w:rPr>
-          <w:rFonts w:ascii="Times New Roman" w:eastAsia="Times New Roman" w:hAnsi="Times New Roman" w:cs="Times New Roman"/>
-          <w:sz w:val="28"/>
-          <w:szCs w:val="28"/>
-        </w:rPr>
-        <w:t xml:space="preserve">, </w:t>
-      </w:r>
-      <w:proofErr w:type="spellStart"/>
-      <w:r>
-        <w:rPr>
-          <w:rFonts w:ascii="Times New Roman" w:eastAsia="Times New Roman" w:hAnsi="Times New Roman" w:cs="Times New Roman"/>
-          <w:sz w:val="28"/>
-          <w:szCs w:val="28"/>
-        </w:rPr>
-        <w:t>Docker</w:t>
-      </w:r>
-      <w:proofErr w:type="spellEnd"/>
-      <w:r>
-        <w:rPr>
-          <w:rFonts w:ascii="Times New Roman" w:eastAsia="Times New Roman" w:hAnsi="Times New Roman" w:cs="Times New Roman"/>
-          <w:sz w:val="28"/>
-          <w:szCs w:val="28"/>
-        </w:rPr>
-        <w:t xml:space="preserve"> и других вспомогательных сервисов, обеспечивающих корректную маршрутизацию и стабильную работу системы.</w:t>
-      </w:r>
-    </w:p>
-    <w:p>
-      <w:pPr>
-        <w:spacing w:after="0" w:line="360" w:lineRule="auto"/>
-        <w:ind w:firstLine="709"/>
-        <w:jc w:val="both"/>
-        <w:rPr>
-          <w:rFonts w:ascii="Times New Roman" w:eastAsia="Times New Roman" w:hAnsi="Times New Roman" w:cs="Times New Roman"/>
-          <w:sz w:val="28"/>
-          <w:szCs w:val="28"/>
-        </w:rPr>
-      </w:pPr>
-      <w:r>
-        <w:rPr>
-          <w:rFonts w:ascii="Times New Roman" w:eastAsia="Times New Roman" w:hAnsi="Times New Roman" w:cs="Times New Roman"/>
-          <w:sz w:val="28"/>
-          <w:szCs w:val="28"/>
-        </w:rPr>
-        <w:t xml:space="preserve">Выбранный подход позволяет обеспечить надёжность размещения, возможность масштабирования ресурсов и независимость от ограничений классического </w:t>
-      </w:r>
-      <w:proofErr w:type="spellStart"/>
-      <w:r>
-        <w:rPr>
-          <w:rFonts w:ascii="Times New Roman" w:eastAsia="Times New Roman" w:hAnsi="Times New Roman" w:cs="Times New Roman"/>
-          <w:sz w:val="28"/>
-          <w:szCs w:val="28"/>
-        </w:rPr>
-        <w:t>shared</w:t>
-      </w:r>
-      <w:proofErr w:type="spellEnd"/>
-      <w:r>
-        <w:rPr>
-          <w:rFonts w:ascii="Times New Roman" w:eastAsia="Times New Roman" w:hAnsi="Times New Roman" w:cs="Times New Roman"/>
-          <w:sz w:val="28"/>
-          <w:szCs w:val="28"/>
-        </w:rPr>
-        <w:t>-хостинга.</w:t>
-      </w:r>
-    </w:p>
-    <w:p>
-      <w:pPr>
-        <w:spacing w:after="0" w:line="360" w:lineRule="auto"/>
-        <w:ind w:firstLine="709"/>
-        <w:jc w:val="both"/>
-        <w:rPr>
-          <w:rFonts w:ascii="Times New Roman" w:eastAsia="Times New Roman" w:hAnsi="Times New Roman" w:cs="Times New Roman"/>
-          <w:sz w:val="28"/>
-          <w:szCs w:val="28"/>
-        </w:rPr>
-      </w:pPr>
-      <w:r>
-        <w:rPr>
-          <w:rFonts w:ascii="Times New Roman" w:eastAsia="Times New Roman" w:hAnsi="Times New Roman" w:cs="Times New Roman"/>
-          <w:sz w:val="28"/>
-          <w:szCs w:val="28"/>
-        </w:rPr>
-        <w:t>Таким образом, использование выбранного технологического стека и вспомогательных инструментов позволило реализовать устойчивую, масштабируемую и функционально завершённую архитектуру веб-приложения.</w:t>
-      </w:r>
-    </w:p>
-    <w:p>
-      <w:pPr>
-        <w:spacing w:after="0" w:line="360" w:lineRule="auto"/>
-        <w:ind w:firstLine="709"/>
-        <w:jc w:val="both"/>
-        <w:rPr>
-          <w:rFonts w:ascii="Times New Roman" w:eastAsia="Times New Roman" w:hAnsi="Times New Roman" w:cs="Times New Roman"/>
-          <w:sz w:val="28"/>
-          <w:szCs w:val="28"/>
-        </w:rPr>
-      </w:pPr>
-      <w:r>
-        <w:rPr>
-          <w:rFonts w:ascii="Times New Roman" w:eastAsia="Times New Roman" w:hAnsi="Times New Roman" w:cs="Times New Roman"/>
-          <w:sz w:val="28"/>
-          <w:szCs w:val="28"/>
-        </w:rPr>
-        <w:t>Каждый применённый компонент сыграл важную роль в формировании бизнес-логики, структуры данных, пользовательского интерфейса и механизма взаимодействия между клиентской и серверной частями системы.</w:t>
-      </w:r>
-    </w:p>
-    <w:p>
-      <w:pPr>
-        <w:spacing w:after="0" w:line="360" w:lineRule="auto"/>
-        <w:ind w:firstLine="709"/>
-        <w:jc w:val="both"/>
-        <w:rPr>
-          <w:rFonts w:ascii="Times New Roman" w:eastAsia="Times New Roman" w:hAnsi="Times New Roman" w:cs="Times New Roman"/>
-          <w:sz w:val="28"/>
-          <w:szCs w:val="28"/>
-        </w:rPr>
-      </w:pPr>
-      <w:r>
-        <w:rPr>
-          <w:rFonts w:ascii="Times New Roman" w:eastAsia="Times New Roman" w:hAnsi="Times New Roman" w:cs="Times New Roman"/>
-          <w:sz w:val="28"/>
-          <w:szCs w:val="28"/>
-        </w:rPr>
         <w:t xml:space="preserve">После завершения этапа выбора и внедрения технологических решений целесообразно перейти к проектированию визуальной составляющей </w:t>
       </w:r>
       <w:r>
@@ -16916,28 +16691,28 @@
 </file>
 
 <file path=customXml/item1.xml><?xml version="1.0" encoding="utf-8"?>
-<b:Sources xmlns:b="http://schemas.openxmlformats.org/officeDocument/2006/bibliography" xmlns="http://schemas.openxmlformats.org/officeDocument/2006/bibliography" SelectedStyle="\APASixthEditionOfficeOnline.xsl" StyleName="APA" Version="6"/>
-</file>
-
-<file path=customXml/item2.xml><?xml version="1.0" encoding="utf-8"?>
 <go:gDocsCustomXmlDataStorage xmlns:go="http://customooxmlschemas.google.com/" xmlns:r="http://schemas.openxmlformats.org/officeDocument/2006/relationships" uri="GoogleDocsCustomDataVersion2">
   <go:docsCustomData xmlns:go="http://customooxmlschemas.google.com/" roundtripDataSignature="AMtx7miLMBmVxgr5LmQGauD3dRVQtAZu4g==">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</go:docsCustomData>
 </go:gDocsCustomXmlDataStorage>
 </file>
 
-<file path=customXml/itemProps1.xml><?xml version="1.0" encoding="utf-8"?>
-<ds:datastoreItem xmlns:ds="http://schemas.openxmlformats.org/officeDocument/2006/customXml" ds:itemID="{D9BAD7F3-8E81-4E3F-AFF0-F656DF29C897}">
-  <ds:schemaRefs>
-    <ds:schemaRef ds:uri="http://schemas.openxmlformats.org/officeDocument/2006/bibliography"/>
-  </ds:schemaRefs>
-</ds:datastoreItem>
+<file path=customXml/item2.xml><?xml version="1.0" encoding="utf-8"?>
+<b:Sources xmlns:b="http://schemas.openxmlformats.org/officeDocument/2006/bibliography" xmlns="http://schemas.openxmlformats.org/officeDocument/2006/bibliography" SelectedStyle="\APASixthEditionOfficeOnline.xsl" StyleName="APA" Version="6"/>
 </file>
 
-<file path=customXml/itemProps2.xml><?xml version="1.0" encoding="utf-8"?>
+<file path=customXml/itemProps1.xml><?xml version="1.0" encoding="utf-8"?>
 <ds:datastoreItem xmlns:ds="http://schemas.openxmlformats.org/officeDocument/2006/customXml" ds:itemID="{11111111-1234-1234-1234-123412341234}">
   <ds:schemaRefs>
     <ds:schemaRef ds:uri="http://customooxmlschemas.google.com/"/>
     <ds:schemaRef ds:uri="http://schemas.openxmlformats.org/officeDocument/2006/relationships"/>
   </ds:schemaRefs>
 </ds:datastoreItem>
+</file>
+
+<file path=customXml/itemProps2.xml><?xml version="1.0" encoding="utf-8"?>
+<ds:datastoreItem xmlns:ds="http://schemas.openxmlformats.org/officeDocument/2006/customXml" ds:itemID="{D9BAD7F3-8E81-4E3F-AFF0-F656DF29C897}">
+  <ds:schemaRefs>
+    <ds:schemaRef ds:uri="http://schemas.openxmlformats.org/officeDocument/2006/bibliography"/>
+  </ds:schemaRefs>
+</ds:datastoreItem>
 </file>